--- a/child dev/nursery, child dev. umisha.docx
+++ b/child dev/nursery, child dev. umisha.docx
@@ -291,14 +291,26 @@
                 <w:szCs w:val="24"/>
               </w:rPr>
             </w:pPr>
-            <w:r>
-              <w:rPr>
-                <w:rFonts w:ascii="Preeti" w:hAnsi="Preeti" w:cs="Times New Roman"/>
-                <w:sz w:val="28"/>
-                <w:szCs w:val="28"/>
-              </w:rPr>
-              <w:t>g]kfnL</w:t>
-            </w:r>
+            <w:proofErr w:type="gramStart"/>
+            <w:r>
+              <w:rPr>
+                <w:rFonts w:ascii="Preeti" w:hAnsi="Preeti" w:cs="Times New Roman"/>
+                <w:sz w:val="28"/>
+                <w:szCs w:val="28"/>
+              </w:rPr>
+              <w:t>g]</w:t>
+            </w:r>
+            <w:proofErr w:type="spellStart"/>
+            <w:r>
+              <w:rPr>
+                <w:rFonts w:ascii="Preeti" w:hAnsi="Preeti" w:cs="Times New Roman"/>
+                <w:sz w:val="28"/>
+                <w:szCs w:val="28"/>
+              </w:rPr>
+              <w:t>kfnL</w:t>
+            </w:r>
+            <w:proofErr w:type="spellEnd"/>
+            <w:proofErr w:type="gramEnd"/>
           </w:p>
         </w:tc>
         <w:tc>
@@ -936,7 +948,7 @@
           </mc:Choice>
           <mc:Fallback>
             <w:pict>
-              <v:shapetype w14:anchorId="53430123" id="_x0000_t32" coordsize="21600,21600" o:spt="32" o:oned="t" path="m,l21600,21600e" filled="f">
+              <v:shapetype w14:anchorId="7D87C89E" id="_x0000_t32" coordsize="21600,21600" o:spt="32" o:oned="t" path="m,l21600,21600e" filled="f">
                 <v:path arrowok="t" fillok="f" o:connecttype="none"/>
                 <o:lock v:ext="edit" shapetype="t"/>
               </v:shapetype>
@@ -3236,7 +3248,7 @@
                 <w:sz w:val="26"/>
                 <w:szCs w:val="26"/>
               </w:rPr>
-              <w:t>Can match the letter with correct pictures.</w:t>
+              <w:t>Can match the letters with the correct picture.</w:t>
             </w:r>
           </w:p>
         </w:tc>
@@ -3280,7 +3292,7 @@
                 <w:sz w:val="26"/>
                 <w:szCs w:val="26"/>
               </w:rPr>
-              <w:t>Can write the first letter of the pictures.</w:t>
+              <w:t>Can circle the letter of ‘M’.</w:t>
             </w:r>
           </w:p>
         </w:tc>
@@ -3324,15 +3336,7 @@
                 <w:sz w:val="26"/>
                 <w:szCs w:val="26"/>
               </w:rPr>
-              <w:t>Can</w:t>
-            </w:r>
-            <w:r>
-              <w:rPr>
-                <w:rFonts w:ascii="Times New Roman" w:hAnsi="Times New Roman" w:cs="Times New Roman"/>
-                <w:sz w:val="26"/>
-                <w:szCs w:val="26"/>
-              </w:rPr>
-              <w:t xml:space="preserve"> Circle the letter ‘p’.</w:t>
+              <w:t>Can copy the letters.</w:t>
             </w:r>
           </w:p>
         </w:tc>
@@ -3376,15 +3380,7 @@
                 <w:sz w:val="26"/>
                 <w:szCs w:val="26"/>
               </w:rPr>
-              <w:t xml:space="preserve">Can </w:t>
-            </w:r>
-            <w:r>
-              <w:rPr>
-                <w:rFonts w:ascii="Times New Roman" w:hAnsi="Times New Roman" w:cs="Times New Roman"/>
-                <w:sz w:val="26"/>
-                <w:szCs w:val="26"/>
-              </w:rPr>
-              <w:t>write the missing letters.</w:t>
+              <w:t>Can match the same capital and small letters.</w:t>
             </w:r>
           </w:p>
         </w:tc>
@@ -3428,15 +3424,43 @@
                 <w:sz w:val="26"/>
                 <w:szCs w:val="26"/>
               </w:rPr>
-              <w:t xml:space="preserve">Can </w:t>
-            </w:r>
-            <w:r>
-              <w:rPr>
-                <w:rFonts w:ascii="Times New Roman" w:hAnsi="Times New Roman" w:cs="Times New Roman"/>
-                <w:sz w:val="26"/>
-                <w:szCs w:val="26"/>
-              </w:rPr>
-              <w:t>match the same capital and small letters.</w:t>
+              <w:t xml:space="preserve">Can write </w:t>
+            </w:r>
+            <w:proofErr w:type="spellStart"/>
+            <w:r>
+              <w:rPr>
+                <w:rFonts w:ascii="Times New Roman" w:hAnsi="Times New Roman" w:cs="Times New Roman"/>
+                <w:sz w:val="26"/>
+                <w:szCs w:val="26"/>
+              </w:rPr>
+              <w:t>Qq</w:t>
+            </w:r>
+            <w:proofErr w:type="spellEnd"/>
+            <w:r>
+              <w:rPr>
+                <w:rFonts w:ascii="Times New Roman" w:hAnsi="Times New Roman" w:cs="Times New Roman"/>
+                <w:sz w:val="26"/>
+                <w:szCs w:val="26"/>
+              </w:rPr>
+              <w:t xml:space="preserve"> to </w:t>
+            </w:r>
+            <w:proofErr w:type="spellStart"/>
+            <w:r>
+              <w:rPr>
+                <w:rFonts w:ascii="Times New Roman" w:hAnsi="Times New Roman" w:cs="Times New Roman"/>
+                <w:sz w:val="26"/>
+                <w:szCs w:val="26"/>
+              </w:rPr>
+              <w:t>Zz</w:t>
+            </w:r>
+            <w:proofErr w:type="spellEnd"/>
+            <w:r>
+              <w:rPr>
+                <w:rFonts w:ascii="Times New Roman" w:hAnsi="Times New Roman" w:cs="Times New Roman"/>
+                <w:sz w:val="26"/>
+                <w:szCs w:val="26"/>
+              </w:rPr>
+              <w:t>.</w:t>
             </w:r>
           </w:p>
         </w:tc>
@@ -3480,15 +3504,15 @@
                 <w:sz w:val="26"/>
                 <w:szCs w:val="26"/>
               </w:rPr>
-              <w:t xml:space="preserve">Can </w:t>
-            </w:r>
-            <w:r>
-              <w:rPr>
-                <w:rFonts w:ascii="Times New Roman" w:hAnsi="Times New Roman" w:cs="Times New Roman"/>
-                <w:sz w:val="26"/>
-                <w:szCs w:val="26"/>
-              </w:rPr>
-              <w:t>write Aa to Ff.</w:t>
+              <w:t>Can</w:t>
+            </w:r>
+            <w:r>
+              <w:rPr>
+                <w:rFonts w:ascii="Times New Roman" w:hAnsi="Times New Roman" w:cs="Times New Roman"/>
+                <w:sz w:val="26"/>
+                <w:szCs w:val="26"/>
+              </w:rPr>
+              <w:t xml:space="preserve"> write the first letters of given pictures.</w:t>
             </w:r>
           </w:p>
         </w:tc>
@@ -3534,13 +3558,91 @@
               </w:rPr>
               <w:t xml:space="preserve">Can </w:t>
             </w:r>
-            <w:r>
-              <w:rPr>
-                <w:rFonts w:ascii="Times New Roman" w:hAnsi="Times New Roman" w:cs="Times New Roman"/>
-                <w:sz w:val="26"/>
-                <w:szCs w:val="26"/>
-              </w:rPr>
-              <w:t>Circle the letters according to the given pictures.</w:t>
+            <w:proofErr w:type="spellStart"/>
+            <w:r>
+              <w:rPr>
+                <w:rFonts w:ascii="Times New Roman" w:hAnsi="Times New Roman" w:cs="Times New Roman"/>
+                <w:sz w:val="26"/>
+                <w:szCs w:val="26"/>
+              </w:rPr>
+              <w:t>col</w:t>
+            </w:r>
+            <w:r>
+              <w:rPr>
+                <w:rFonts w:ascii="Times New Roman" w:hAnsi="Times New Roman" w:cs="Times New Roman"/>
+                <w:sz w:val="26"/>
+                <w:szCs w:val="26"/>
+              </w:rPr>
+              <w:t>o</w:t>
+            </w:r>
+            <w:r>
+              <w:rPr>
+                <w:rFonts w:ascii="Times New Roman" w:hAnsi="Times New Roman" w:cs="Times New Roman"/>
+                <w:sz w:val="26"/>
+                <w:szCs w:val="26"/>
+              </w:rPr>
+              <w:t>ur</w:t>
+            </w:r>
+            <w:proofErr w:type="spellEnd"/>
+            <w:r>
+              <w:rPr>
+                <w:rFonts w:ascii="Times New Roman" w:hAnsi="Times New Roman" w:cs="Times New Roman"/>
+                <w:sz w:val="26"/>
+                <w:szCs w:val="26"/>
+              </w:rPr>
+              <w:t xml:space="preserve"> the picture.</w:t>
+            </w:r>
+          </w:p>
+        </w:tc>
+        <w:tc>
+          <w:tcPr>
+            <w:tcW w:w="807" w:type="pct"/>
+          </w:tcPr>
+          <w:p>
+            <w:pPr>
+              <w:rPr>
+                <w:rFonts w:ascii="Times New Roman" w:hAnsi="Times New Roman" w:cs="Times New Roman"/>
+                <w:sz w:val="26"/>
+                <w:szCs w:val="26"/>
+              </w:rPr>
+            </w:pPr>
+          </w:p>
+        </w:tc>
+      </w:tr>
+      <w:tr>
+        <w:tc>
+          <w:tcPr>
+            <w:tcW w:w="4193" w:type="pct"/>
+          </w:tcPr>
+          <w:p>
+            <w:pPr>
+              <w:pStyle w:val="ListParagraph"/>
+              <w:ind w:left="270"/>
+              <w:jc w:val="center"/>
+              <w:rPr>
+                <w:rFonts w:ascii="Times New Roman" w:hAnsi="Times New Roman" w:cs="Times New Roman"/>
+                <w:b/>
+                <w:sz w:val="26"/>
+                <w:szCs w:val="26"/>
+              </w:rPr>
+            </w:pPr>
+            <w:r>
+              <w:rPr>
+                <w:rFonts w:ascii="Times New Roman" w:hAnsi="Times New Roman" w:cs="Times New Roman"/>
+                <w:b/>
+                <w:sz w:val="26"/>
+                <w:szCs w:val="26"/>
+              </w:rPr>
+              <w:t>Oral</w:t>
+            </w:r>
+            <w:r>
+              <w:rPr>
+                <w:rFonts w:ascii="Times New Roman" w:hAnsi="Times New Roman" w:cs="Times New Roman"/>
+                <w:b/>
+                <w:sz w:val="26"/>
+                <w:szCs w:val="26"/>
+              </w:rPr>
+              <w:t>:</w:t>
             </w:r>
           </w:p>
         </w:tc>
@@ -3584,15 +3686,7 @@
                 <w:sz w:val="26"/>
                 <w:szCs w:val="26"/>
               </w:rPr>
-              <w:t>Can</w:t>
-            </w:r>
-            <w:r>
-              <w:rPr>
-                <w:rFonts w:ascii="Times New Roman" w:hAnsi="Times New Roman" w:cs="Times New Roman"/>
-                <w:sz w:val="26"/>
-                <w:szCs w:val="26"/>
-              </w:rPr>
-              <w:t xml:space="preserve"> match the same pictures</w:t>
+              <w:t>Can say their name.</w:t>
             </w:r>
           </w:p>
         </w:tc>
@@ -3636,59 +3730,7 @@
                 <w:sz w:val="26"/>
                 <w:szCs w:val="26"/>
               </w:rPr>
-              <w:t>Can see the letter and colour the correct pictures.</w:t>
-            </w:r>
-          </w:p>
-        </w:tc>
-        <w:tc>
-          <w:tcPr>
-            <w:tcW w:w="807" w:type="pct"/>
-          </w:tcPr>
-          <w:p>
-            <w:pPr>
-              <w:rPr>
-                <w:rFonts w:ascii="Times New Roman" w:hAnsi="Times New Roman" w:cs="Times New Roman"/>
-                <w:sz w:val="26"/>
-                <w:szCs w:val="26"/>
-              </w:rPr>
-            </w:pPr>
-          </w:p>
-        </w:tc>
-      </w:tr>
-      <w:tr>
-        <w:tc>
-          <w:tcPr>
-            <w:tcW w:w="4193" w:type="pct"/>
-          </w:tcPr>
-          <w:p>
-            <w:pPr>
-              <w:pStyle w:val="ListParagraph"/>
-              <w:ind w:left="270"/>
-              <w:jc w:val="center"/>
-              <w:rPr>
-                <w:rFonts w:ascii="Times New Roman" w:hAnsi="Times New Roman" w:cs="Times New Roman"/>
-                <w:b/>
-                <w:sz w:val="26"/>
-                <w:szCs w:val="26"/>
-              </w:rPr>
-            </w:pPr>
-            <w:r>
-              <w:rPr>
-                <w:rFonts w:ascii="Times New Roman" w:hAnsi="Times New Roman" w:cs="Times New Roman"/>
-                <w:b/>
-                <w:sz w:val="26"/>
-                <w:szCs w:val="26"/>
-              </w:rPr>
-              <w:t>Oral</w:t>
-            </w:r>
-            <w:r>
-              <w:rPr>
-                <w:rFonts w:ascii="Times New Roman" w:hAnsi="Times New Roman" w:cs="Times New Roman"/>
-                <w:b/>
-                <w:sz w:val="26"/>
-                <w:szCs w:val="26"/>
-              </w:rPr>
-              <w:t>:</w:t>
+              <w:t>Can say how are you?</w:t>
             </w:r>
           </w:p>
         </w:tc>
@@ -3732,15 +3774,7 @@
                 <w:sz w:val="26"/>
                 <w:szCs w:val="26"/>
               </w:rPr>
-              <w:t xml:space="preserve">Can say </w:t>
-            </w:r>
-            <w:r>
-              <w:rPr>
-                <w:rFonts w:ascii="Times New Roman" w:hAnsi="Times New Roman" w:cs="Times New Roman"/>
-                <w:sz w:val="26"/>
-                <w:szCs w:val="26"/>
-              </w:rPr>
-              <w:t>how he/she is.</w:t>
+              <w:t>Can say in which class she/he reads.</w:t>
             </w:r>
           </w:p>
         </w:tc>
@@ -3784,15 +3818,51 @@
                 <w:sz w:val="26"/>
                 <w:szCs w:val="26"/>
               </w:rPr>
-              <w:t>Can</w:t>
-            </w:r>
-            <w:r>
-              <w:rPr>
-                <w:rFonts w:ascii="Times New Roman" w:hAnsi="Times New Roman" w:cs="Times New Roman"/>
-                <w:sz w:val="26"/>
-                <w:szCs w:val="26"/>
-              </w:rPr>
-              <w:t xml:space="preserve"> say their name.</w:t>
+              <w:t>Can say how old are you?</w:t>
+            </w:r>
+          </w:p>
+        </w:tc>
+        <w:tc>
+          <w:tcPr>
+            <w:tcW w:w="807" w:type="pct"/>
+          </w:tcPr>
+          <w:p>
+            <w:pPr>
+              <w:rPr>
+                <w:rFonts w:ascii="Times New Roman" w:hAnsi="Times New Roman" w:cs="Times New Roman"/>
+                <w:sz w:val="26"/>
+                <w:szCs w:val="26"/>
+              </w:rPr>
+            </w:pPr>
+          </w:p>
+        </w:tc>
+      </w:tr>
+      <w:tr>
+        <w:tc>
+          <w:tcPr>
+            <w:tcW w:w="4193" w:type="pct"/>
+          </w:tcPr>
+          <w:p>
+            <w:pPr>
+              <w:pStyle w:val="ListParagraph"/>
+              <w:numPr>
+                <w:ilvl w:val="0"/>
+                <w:numId w:val="1"/>
+              </w:numPr>
+              <w:ind w:left="255" w:right="-124" w:hanging="255"/>
+              <w:rPr>
+                <w:rFonts w:ascii="Times New Roman" w:hAnsi="Times New Roman" w:cs="Times New Roman"/>
+                <w:sz w:val="26"/>
+                <w:szCs w:val="26"/>
+              </w:rPr>
+            </w:pPr>
+            <w:r>
+              <w:rPr>
+                <w:rFonts w:ascii="Times New Roman" w:hAnsi="Times New Roman" w:cs="Times New Roman"/>
+                <w:sz w:val="26"/>
+                <w:szCs w:val="26"/>
+              </w:rPr>
+              <w:t>Can say principal’s name</w:t>
             </w:r>
           </w:p>
         </w:tc>
@@ -3836,15 +3906,7 @@
                 <w:sz w:val="26"/>
                 <w:szCs w:val="26"/>
               </w:rPr>
-              <w:t xml:space="preserve">Can </w:t>
-            </w:r>
-            <w:r>
-              <w:rPr>
-                <w:rFonts w:ascii="Times New Roman" w:hAnsi="Times New Roman" w:cs="Times New Roman"/>
-                <w:sz w:val="26"/>
-                <w:szCs w:val="26"/>
-              </w:rPr>
-              <w:t>say in which class she/he reads.</w:t>
+              <w:t>Can say our national flowers name?</w:t>
             </w:r>
           </w:p>
         </w:tc>
@@ -3888,99 +3950,7 @@
                 <w:sz w:val="26"/>
                 <w:szCs w:val="26"/>
               </w:rPr>
-              <w:t xml:space="preserve">Can say </w:t>
-            </w:r>
-            <w:r>
-              <w:rPr>
-                <w:rFonts w:ascii="Times New Roman" w:hAnsi="Times New Roman" w:cs="Times New Roman"/>
-                <w:sz w:val="26"/>
-                <w:szCs w:val="26"/>
-              </w:rPr>
-              <w:t xml:space="preserve">class </w:t>
-            </w:r>
-            <w:r>
-              <w:rPr>
-                <w:rFonts w:ascii="Times New Roman" w:hAnsi="Times New Roman" w:cs="Times New Roman"/>
-                <w:sz w:val="26"/>
-                <w:szCs w:val="26"/>
-              </w:rPr>
-              <w:t>teacher’s</w:t>
-            </w:r>
-            <w:r>
-              <w:rPr>
-                <w:rFonts w:ascii="Times New Roman" w:hAnsi="Times New Roman" w:cs="Times New Roman"/>
-                <w:sz w:val="26"/>
-                <w:szCs w:val="26"/>
-              </w:rPr>
-              <w:t xml:space="preserve"> </w:t>
-            </w:r>
-            <w:r>
-              <w:rPr>
-                <w:rFonts w:ascii="Times New Roman" w:hAnsi="Times New Roman" w:cs="Times New Roman"/>
-                <w:sz w:val="26"/>
-                <w:szCs w:val="26"/>
-              </w:rPr>
-              <w:t>name.</w:t>
-            </w:r>
-          </w:p>
-        </w:tc>
-        <w:tc>
-          <w:tcPr>
-            <w:tcW w:w="807" w:type="pct"/>
-          </w:tcPr>
-          <w:p>
-            <w:pPr>
-              <w:rPr>
-                <w:rFonts w:ascii="Times New Roman" w:hAnsi="Times New Roman" w:cs="Times New Roman"/>
-                <w:sz w:val="26"/>
-                <w:szCs w:val="26"/>
-              </w:rPr>
-            </w:pPr>
-          </w:p>
-        </w:tc>
-      </w:tr>
-      <w:tr>
-        <w:tc>
-          <w:tcPr>
-            <w:tcW w:w="4193" w:type="pct"/>
-          </w:tcPr>
-          <w:p>
-            <w:pPr>
-              <w:pStyle w:val="ListParagraph"/>
-              <w:numPr>
-                <w:ilvl w:val="0"/>
-                <w:numId w:val="1"/>
-              </w:numPr>
-              <w:ind w:left="255" w:right="-124" w:hanging="255"/>
-              <w:rPr>
-                <w:rFonts w:ascii="Times New Roman" w:hAnsi="Times New Roman" w:cs="Times New Roman"/>
-                <w:sz w:val="26"/>
-                <w:szCs w:val="26"/>
-              </w:rPr>
-            </w:pPr>
-            <w:r>
-              <w:rPr>
-                <w:rFonts w:ascii="Times New Roman" w:hAnsi="Times New Roman" w:cs="Times New Roman"/>
-                <w:sz w:val="26"/>
-                <w:szCs w:val="26"/>
-              </w:rPr>
-              <w:t xml:space="preserve">Can say </w:t>
-            </w:r>
-            <w:r>
-              <w:rPr>
-                <w:rFonts w:ascii="Times New Roman" w:hAnsi="Times New Roman" w:cs="Times New Roman"/>
-                <w:sz w:val="26"/>
-                <w:szCs w:val="26"/>
-              </w:rPr>
-              <w:t>f</w:t>
-            </w:r>
-            <w:r>
-              <w:rPr>
-                <w:rFonts w:ascii="Times New Roman" w:hAnsi="Times New Roman" w:cs="Times New Roman"/>
-                <w:sz w:val="26"/>
-                <w:szCs w:val="26"/>
-              </w:rPr>
-              <w:t>ather’s name.</w:t>
+              <w:t>Can say the given letters.</w:t>
             </w:r>
           </w:p>
         </w:tc>
@@ -4024,159 +3994,7 @@
                 <w:sz w:val="26"/>
                 <w:szCs w:val="26"/>
               </w:rPr>
-              <w:t xml:space="preserve">Can say their </w:t>
-            </w:r>
-            <w:r>
-              <w:rPr>
-                <w:rFonts w:ascii="Times New Roman" w:hAnsi="Times New Roman" w:cs="Times New Roman"/>
-                <w:sz w:val="26"/>
-                <w:szCs w:val="26"/>
-              </w:rPr>
-              <w:t>favorite</w:t>
-            </w:r>
-            <w:r>
-              <w:rPr>
-                <w:rFonts w:ascii="Times New Roman" w:hAnsi="Times New Roman" w:cs="Times New Roman"/>
-                <w:sz w:val="26"/>
-                <w:szCs w:val="26"/>
-              </w:rPr>
-              <w:t xml:space="preserve"> </w:t>
-            </w:r>
-            <w:r>
-              <w:rPr>
-                <w:rFonts w:ascii="Times New Roman" w:hAnsi="Times New Roman" w:cs="Times New Roman"/>
-                <w:sz w:val="26"/>
-                <w:szCs w:val="26"/>
-              </w:rPr>
-              <w:t>fruit</w:t>
-            </w:r>
-            <w:r>
-              <w:rPr>
-                <w:rFonts w:ascii="Times New Roman" w:hAnsi="Times New Roman" w:cs="Times New Roman"/>
-                <w:sz w:val="26"/>
-                <w:szCs w:val="26"/>
-              </w:rPr>
-              <w:t>.</w:t>
-            </w:r>
-          </w:p>
-        </w:tc>
-        <w:tc>
-          <w:tcPr>
-            <w:tcW w:w="807" w:type="pct"/>
-          </w:tcPr>
-          <w:p>
-            <w:pPr>
-              <w:rPr>
-                <w:rFonts w:ascii="Times New Roman" w:hAnsi="Times New Roman" w:cs="Times New Roman"/>
-                <w:sz w:val="26"/>
-                <w:szCs w:val="26"/>
-              </w:rPr>
-            </w:pPr>
-          </w:p>
-        </w:tc>
-      </w:tr>
-      <w:tr>
-        <w:tc>
-          <w:tcPr>
-            <w:tcW w:w="4193" w:type="pct"/>
-          </w:tcPr>
-          <w:p>
-            <w:pPr>
-              <w:pStyle w:val="ListParagraph"/>
-              <w:numPr>
-                <w:ilvl w:val="0"/>
-                <w:numId w:val="1"/>
-              </w:numPr>
-              <w:ind w:left="255" w:hanging="255"/>
-              <w:rPr>
-                <w:rFonts w:ascii="Times New Roman" w:hAnsi="Times New Roman" w:cs="Times New Roman"/>
-                <w:sz w:val="26"/>
-                <w:szCs w:val="26"/>
-              </w:rPr>
-            </w:pPr>
-            <w:r>
-              <w:rPr>
-                <w:rFonts w:ascii="Times New Roman" w:hAnsi="Times New Roman" w:cs="Times New Roman"/>
-                <w:sz w:val="26"/>
-                <w:szCs w:val="26"/>
-              </w:rPr>
-              <w:t xml:space="preserve">Can say the given </w:t>
-            </w:r>
-            <w:r>
-              <w:rPr>
-                <w:rFonts w:ascii="Times New Roman" w:hAnsi="Times New Roman" w:cs="Times New Roman"/>
-                <w:sz w:val="26"/>
-                <w:szCs w:val="26"/>
-              </w:rPr>
-              <w:t>letters</w:t>
-            </w:r>
-            <w:r>
-              <w:rPr>
-                <w:rFonts w:ascii="Times New Roman" w:hAnsi="Times New Roman" w:cs="Times New Roman"/>
-                <w:sz w:val="26"/>
-                <w:szCs w:val="26"/>
-              </w:rPr>
-              <w:t>.</w:t>
-            </w:r>
-          </w:p>
-        </w:tc>
-        <w:tc>
-          <w:tcPr>
-            <w:tcW w:w="807" w:type="pct"/>
-          </w:tcPr>
-          <w:p>
-            <w:pPr>
-              <w:rPr>
-                <w:rFonts w:ascii="Times New Roman" w:hAnsi="Times New Roman" w:cs="Times New Roman"/>
-                <w:sz w:val="26"/>
-                <w:szCs w:val="26"/>
-              </w:rPr>
-            </w:pPr>
-          </w:p>
-        </w:tc>
-      </w:tr>
-      <w:tr>
-        <w:tc>
-          <w:tcPr>
-            <w:tcW w:w="4193" w:type="pct"/>
-          </w:tcPr>
-          <w:p>
-            <w:pPr>
-              <w:pStyle w:val="ListParagraph"/>
-              <w:numPr>
-                <w:ilvl w:val="0"/>
-                <w:numId w:val="1"/>
-              </w:numPr>
-              <w:ind w:left="255" w:hanging="255"/>
-              <w:rPr>
-                <w:rFonts w:ascii="Times New Roman" w:hAnsi="Times New Roman" w:cs="Times New Roman"/>
-                <w:sz w:val="26"/>
-                <w:szCs w:val="26"/>
-              </w:rPr>
-            </w:pPr>
-            <w:r>
-              <w:rPr>
-                <w:rFonts w:ascii="Times New Roman" w:hAnsi="Times New Roman" w:cs="Times New Roman"/>
-                <w:sz w:val="26"/>
-                <w:szCs w:val="26"/>
-              </w:rPr>
-              <w:t>Can identify the picture</w:t>
-            </w:r>
-            <w:r>
-              <w:rPr>
-                <w:rFonts w:ascii="Times New Roman" w:hAnsi="Times New Roman" w:cs="Times New Roman"/>
-                <w:sz w:val="26"/>
-                <w:szCs w:val="26"/>
-              </w:rPr>
-              <w:t>s</w:t>
-            </w:r>
-            <w:r>
-              <w:rPr>
-                <w:rFonts w:ascii="Times New Roman" w:hAnsi="Times New Roman" w:cs="Times New Roman"/>
-                <w:sz w:val="26"/>
-                <w:szCs w:val="26"/>
-              </w:rPr>
-              <w:t>.</w:t>
+              <w:t>Can identify the pictures.</w:t>
             </w:r>
           </w:p>
         </w:tc>
@@ -4238,14 +4056,26 @@
         </w:rPr>
         <w:t>-</w:t>
       </w:r>
+      <w:proofErr w:type="gramStart"/>
       <w:r>
         <w:rPr>
           <w:rFonts w:ascii="Preeti" w:hAnsi="Preeti" w:cs="Times New Roman"/>
           <w:sz w:val="28"/>
           <w:szCs w:val="28"/>
         </w:rPr>
-        <w:t>g]kfnL</w:t>
+        <w:t>g]</w:t>
       </w:r>
+      <w:proofErr w:type="spellStart"/>
+      <w:r>
+        <w:rPr>
+          <w:rFonts w:ascii="Preeti" w:hAnsi="Preeti" w:cs="Times New Roman"/>
+          <w:sz w:val="28"/>
+          <w:szCs w:val="28"/>
+        </w:rPr>
+        <w:t>kfnL</w:t>
+      </w:r>
+      <w:proofErr w:type="spellEnd"/>
+      <w:proofErr w:type="gramEnd"/>
       <w:r>
         <w:rPr>
           <w:rFonts w:ascii="Preeti" w:hAnsi="Preeti" w:cs="Times New Roman"/>
@@ -4283,6 +4113,8 @@
                 <w:szCs w:val="26"/>
               </w:rPr>
             </w:pPr>
+            <w:proofErr w:type="spellStart"/>
+            <w:proofErr w:type="gramStart"/>
             <w:r>
               <w:rPr>
                 <w:rFonts w:ascii="Preeti" w:hAnsi="Preeti" w:cs="Times New Roman"/>
@@ -4290,7 +4122,38 @@
                 <w:sz w:val="26"/>
                 <w:szCs w:val="26"/>
               </w:rPr>
-              <w:t>l;sfO{ pknlAwx¿</w:t>
+              <w:t>l;sfO</w:t>
+            </w:r>
+            <w:proofErr w:type="spellEnd"/>
+            <w:r>
+              <w:rPr>
+                <w:rFonts w:ascii="Preeti" w:hAnsi="Preeti" w:cs="Times New Roman"/>
+                <w:b/>
+                <w:sz w:val="26"/>
+                <w:szCs w:val="26"/>
+              </w:rPr>
+              <w:t xml:space="preserve">{ </w:t>
+            </w:r>
+            <w:proofErr w:type="spellStart"/>
+            <w:r>
+              <w:rPr>
+                <w:rFonts w:ascii="Preeti" w:hAnsi="Preeti" w:cs="Times New Roman"/>
+                <w:b/>
+                <w:sz w:val="26"/>
+                <w:szCs w:val="26"/>
+              </w:rPr>
+              <w:t>pknlAwx</w:t>
+            </w:r>
+            <w:proofErr w:type="spellEnd"/>
+            <w:proofErr w:type="gramEnd"/>
+            <w:r>
+              <w:rPr>
+                <w:rFonts w:ascii="Preeti" w:hAnsi="Preeti" w:cs="Times New Roman"/>
+                <w:b/>
+                <w:sz w:val="26"/>
+                <w:szCs w:val="26"/>
+              </w:rPr>
+              <w:t>¿</w:t>
             </w:r>
           </w:p>
         </w:tc>
@@ -4337,6 +4200,7 @@
                 <w:szCs w:val="28"/>
               </w:rPr>
             </w:pPr>
+            <w:proofErr w:type="spellStart"/>
             <w:r>
               <w:rPr>
                 <w:rFonts w:ascii="Preeti" w:hAnsi="Preeti" w:cs="Times New Roman"/>
@@ -4346,6 +4210,7 @@
               </w:rPr>
               <w:t>lnlvt</w:t>
             </w:r>
+            <w:proofErr w:type="spellEnd"/>
           </w:p>
         </w:tc>
         <w:tc>
@@ -4384,20 +4249,78 @@
             </w:pPr>
             <w:r>
               <w:rPr>
-                <w:rFonts w:ascii="Preeti" w:hAnsi="Preeti"/>
-                <w:sz w:val="28"/>
-                <w:szCs w:val="24"/>
-              </w:rPr>
-              <w:t>cIf/x?nfO{ qmd ldnfP/ hf]8\g</w:t>
-            </w:r>
-            <w:r>
-              <w:rPr>
-                <w:rFonts w:ascii="Preeti" w:hAnsi="Preeti"/>
-                <w:sz w:val="28"/>
-                <w:szCs w:val="24"/>
-              </w:rPr>
-              <w:t xml:space="preserve"> ;S5g\ .</w:t>
-            </w:r>
+                <w:rFonts w:ascii="Preeti" w:hAnsi="Preeti" w:cs="Times New Roman"/>
+                <w:sz w:val="28"/>
+                <w:szCs w:val="28"/>
+              </w:rPr>
+              <w:t xml:space="preserve">p:t} </w:t>
+            </w:r>
+            <w:proofErr w:type="spellStart"/>
+            <w:r>
+              <w:rPr>
+                <w:rFonts w:ascii="Preeti" w:hAnsi="Preeti" w:cs="Times New Roman"/>
+                <w:sz w:val="28"/>
+                <w:szCs w:val="28"/>
+              </w:rPr>
+              <w:t>cIf</w:t>
+            </w:r>
+            <w:proofErr w:type="spellEnd"/>
+            <w:proofErr w:type="gramStart"/>
+            <w:r>
+              <w:rPr>
+                <w:rFonts w:ascii="Preeti" w:hAnsi="Preeti" w:cs="Times New Roman"/>
+                <w:sz w:val="28"/>
+                <w:szCs w:val="28"/>
+              </w:rPr>
+              <w:t>/;Fu</w:t>
+            </w:r>
+            <w:proofErr w:type="gramEnd"/>
+            <w:r>
+              <w:rPr>
+                <w:rFonts w:ascii="Preeti" w:hAnsi="Preeti" w:cs="Times New Roman"/>
+                <w:sz w:val="28"/>
+                <w:szCs w:val="28"/>
+              </w:rPr>
+              <w:t xml:space="preserve"> hf]8f </w:t>
+            </w:r>
+            <w:proofErr w:type="spellStart"/>
+            <w:proofErr w:type="gramStart"/>
+            <w:r>
+              <w:rPr>
+                <w:rFonts w:ascii="Preeti" w:hAnsi="Preeti" w:cs="Times New Roman"/>
+                <w:sz w:val="28"/>
+                <w:szCs w:val="28"/>
+              </w:rPr>
+              <w:t>ldnfpg</w:t>
+            </w:r>
+            <w:proofErr w:type="spellEnd"/>
+            <w:r>
+              <w:rPr>
+                <w:rFonts w:ascii="Preeti" w:hAnsi="Preeti" w:cs="Times New Roman"/>
+                <w:sz w:val="28"/>
+                <w:szCs w:val="28"/>
+              </w:rPr>
+              <w:t xml:space="preserve"> ;S</w:t>
+            </w:r>
+            <w:proofErr w:type="gramEnd"/>
+            <w:r>
+              <w:rPr>
+                <w:rFonts w:ascii="Preeti" w:hAnsi="Preeti" w:cs="Times New Roman"/>
+                <w:sz w:val="28"/>
+                <w:szCs w:val="28"/>
+              </w:rPr>
+              <w:t>5</w:t>
+            </w:r>
+            <w:proofErr w:type="gramStart"/>
+            <w:r>
+              <w:rPr>
+                <w:rFonts w:ascii="Preeti" w:hAnsi="Preeti" w:cs="Times New Roman"/>
+                <w:sz w:val="28"/>
+                <w:szCs w:val="28"/>
+              </w:rPr>
+              <w:t>g .</w:t>
+            </w:r>
+            <w:proofErr w:type="gramEnd"/>
           </w:p>
         </w:tc>
         <w:tc>
@@ -4436,20 +4359,134 @@
             </w:pPr>
             <w:r>
               <w:rPr>
-                <w:rFonts w:ascii="Preeti" w:hAnsi="Preeti"/>
-                <w:sz w:val="28"/>
-                <w:szCs w:val="24"/>
-              </w:rPr>
-              <w:t>vfnL 7fFp eg{</w:t>
-            </w:r>
-            <w:r>
-              <w:rPr>
-                <w:rFonts w:ascii="Preeti" w:hAnsi="Preeti"/>
-                <w:sz w:val="28"/>
-                <w:szCs w:val="24"/>
-              </w:rPr>
-              <w:t xml:space="preserve"> ;S5g\ .</w:t>
-            </w:r>
+                <w:rFonts w:ascii="Times New Roman" w:hAnsi="Times New Roman" w:cs="Times New Roman"/>
+                <w:sz w:val="28"/>
+                <w:szCs w:val="28"/>
+              </w:rPr>
+              <w:t>“</w:t>
+            </w:r>
+            <w:r>
+              <w:rPr>
+                <w:rFonts w:ascii="Preeti" w:hAnsi="Preeti" w:cs="Times New Roman"/>
+                <w:sz w:val="28"/>
+                <w:szCs w:val="28"/>
+              </w:rPr>
+              <w:t>k</w:t>
+            </w:r>
+            <w:r>
+              <w:rPr>
+                <w:rFonts w:ascii="Times New Roman" w:hAnsi="Times New Roman" w:cs="Times New Roman"/>
+                <w:sz w:val="28"/>
+                <w:szCs w:val="28"/>
+              </w:rPr>
+              <w:t xml:space="preserve">” </w:t>
+            </w:r>
+            <w:proofErr w:type="gramStart"/>
+            <w:r>
+              <w:rPr>
+                <w:rFonts w:ascii="Preeti" w:hAnsi="Preeti" w:cs="Times New Roman"/>
+                <w:sz w:val="28"/>
+                <w:szCs w:val="28"/>
+              </w:rPr>
+              <w:t>b]</w:t>
+            </w:r>
+            <w:proofErr w:type="spellStart"/>
+            <w:r>
+              <w:rPr>
+                <w:rFonts w:ascii="Preeti" w:hAnsi="Preeti" w:cs="Times New Roman"/>
+                <w:sz w:val="28"/>
+                <w:szCs w:val="28"/>
+              </w:rPr>
+              <w:t>vL</w:t>
+            </w:r>
+            <w:proofErr w:type="spellEnd"/>
+            <w:proofErr w:type="gramEnd"/>
+            <w:r>
+              <w:rPr>
+                <w:rFonts w:ascii="Times New Roman" w:hAnsi="Times New Roman" w:cs="Times New Roman"/>
+                <w:sz w:val="28"/>
+                <w:szCs w:val="28"/>
+              </w:rPr>
+              <w:t xml:space="preserve"> </w:t>
+            </w:r>
+            <w:proofErr w:type="gramStart"/>
+            <w:r>
+              <w:rPr>
+                <w:rFonts w:ascii="Times New Roman" w:hAnsi="Times New Roman" w:cs="Times New Roman"/>
+                <w:sz w:val="28"/>
+                <w:szCs w:val="28"/>
+              </w:rPr>
+              <w:t xml:space="preserve">“ </w:t>
+            </w:r>
+            <w:r>
+              <w:rPr>
+                <w:rFonts w:ascii="Preeti" w:hAnsi="Preeti" w:cs="Times New Roman"/>
+                <w:sz w:val="28"/>
+                <w:szCs w:val="28"/>
+              </w:rPr>
+              <w:t>n</w:t>
+            </w:r>
+            <w:r>
+              <w:rPr>
+                <w:rFonts w:ascii="Times New Roman" w:hAnsi="Times New Roman" w:cs="Times New Roman"/>
+                <w:sz w:val="28"/>
+                <w:szCs w:val="28"/>
+              </w:rPr>
+              <w:t>”</w:t>
+            </w:r>
+            <w:r>
+              <w:rPr>
+                <w:rFonts w:ascii="Times New Roman" w:hAnsi="Times New Roman" w:cs="Times New Roman"/>
+                <w:sz w:val="28"/>
+                <w:szCs w:val="28"/>
+              </w:rPr>
+              <w:t xml:space="preserve"> </w:t>
+            </w:r>
+            <w:r>
+              <w:rPr>
+                <w:rFonts w:ascii="Preeti" w:hAnsi="Preeti" w:cs="Times New Roman"/>
+                <w:sz w:val="28"/>
+                <w:szCs w:val="28"/>
+              </w:rPr>
+              <w:t>;Dd</w:t>
+            </w:r>
+            <w:proofErr w:type="gramEnd"/>
+            <w:r>
+              <w:rPr>
+                <w:rFonts w:ascii="Preeti" w:hAnsi="Preeti" w:cs="Times New Roman"/>
+                <w:sz w:val="28"/>
+                <w:szCs w:val="28"/>
+              </w:rPr>
+              <w:t xml:space="preserve"> </w:t>
+            </w:r>
+            <w:proofErr w:type="gramStart"/>
+            <w:r>
+              <w:rPr>
+                <w:rFonts w:ascii="Preeti" w:hAnsi="Preeti" w:cs="Times New Roman"/>
+                <w:sz w:val="28"/>
+                <w:szCs w:val="28"/>
+              </w:rPr>
+              <w:t>n]Vg ;S</w:t>
+            </w:r>
+            <w:proofErr w:type="gramEnd"/>
+            <w:r>
+              <w:rPr>
+                <w:rFonts w:ascii="Preeti" w:hAnsi="Preeti" w:cs="Times New Roman"/>
+                <w:sz w:val="28"/>
+                <w:szCs w:val="28"/>
+              </w:rPr>
+              <w:t>5g</w:t>
+            </w:r>
+            <w:proofErr w:type="gramStart"/>
+            <w:r>
+              <w:rPr>
+                <w:rFonts w:ascii="Preeti" w:hAnsi="Preeti" w:cs="Times New Roman"/>
+                <w:sz w:val="28"/>
+                <w:szCs w:val="28"/>
+              </w:rPr>
+              <w:t>\ .</w:t>
+            </w:r>
+            <w:proofErr w:type="gramEnd"/>
           </w:p>
         </w:tc>
         <w:tc>
@@ -4488,20 +4525,249 @@
             </w:pPr>
             <w:r>
               <w:rPr>
-                <w:rFonts w:ascii="Preeti" w:hAnsi="Preeti"/>
-                <w:sz w:val="28"/>
-                <w:szCs w:val="24"/>
-              </w:rPr>
-              <w:t>cIf/ / lrqsf lardf hf]8f ldnfpg</w:t>
-            </w:r>
-            <w:r>
-              <w:rPr>
-                <w:rFonts w:ascii="Preeti" w:hAnsi="Preeti"/>
-                <w:sz w:val="28"/>
-                <w:szCs w:val="24"/>
-              </w:rPr>
-              <w:t xml:space="preserve"> ;S5g\ .</w:t>
-            </w:r>
+                <w:rFonts w:ascii="Times New Roman" w:hAnsi="Times New Roman" w:cs="Times New Roman"/>
+                <w:noProof/>
+                <w:sz w:val="28"/>
+                <w:szCs w:val="28"/>
+              </w:rPr>
+              <mc:AlternateContent>
+                <mc:Choice Requires="wps">
+                  <w:drawing>
+                    <wp:anchor distT="0" distB="0" distL="114300" distR="114300" simplePos="0" relativeHeight="251665920" behindDoc="0" locked="0" layoutInCell="1" allowOverlap="1" wp14:anchorId="5388CD97" wp14:editId="7EE09B7B">
+                      <wp:simplePos x="0" y="0"/>
+                      <wp:positionH relativeFrom="column">
+                        <wp:posOffset>1279636</wp:posOffset>
+                      </wp:positionH>
+                      <wp:positionV relativeFrom="paragraph">
+                        <wp:posOffset>83820</wp:posOffset>
+                      </wp:positionV>
+                      <wp:extent cx="86673" cy="86673"/>
+                      <wp:effectExtent l="0" t="0" r="27940" b="27940"/>
+                      <wp:wrapNone/>
+                      <wp:docPr id="451499423" name="Oval 29"/>
+                      <wp:cNvGraphicFramePr/>
+                      <a:graphic xmlns:a="http://schemas.openxmlformats.org/drawingml/2006/main">
+                        <a:graphicData uri="http://schemas.microsoft.com/office/word/2010/wordprocessingShape">
+                          <wps:wsp>
+                            <wps:cNvSpPr/>
+                            <wps:spPr>
+                              <a:xfrm>
+                                <a:off x="0" y="0"/>
+                                <a:ext cx="86673" cy="86673"/>
+                              </a:xfrm>
+                              <a:prstGeom prst="ellipse">
+                                <a:avLst/>
+                              </a:prstGeom>
+                              <a:noFill/>
+                              <a:ln w="3175">
+                                <a:solidFill>
+                                  <a:schemeClr val="tx1"/>
+                                </a:solidFill>
+                              </a:ln>
+                            </wps:spPr>
+                            <wps:style>
+                              <a:lnRef idx="2">
+                                <a:schemeClr val="accent1">
+                                  <a:shade val="15000"/>
+                                </a:schemeClr>
+                              </a:lnRef>
+                              <a:fillRef idx="1">
+                                <a:schemeClr val="accent1"/>
+                              </a:fillRef>
+                              <a:effectRef idx="0">
+                                <a:schemeClr val="accent1"/>
+                              </a:effectRef>
+                              <a:fontRef idx="minor">
+                                <a:schemeClr val="lt1"/>
+                              </a:fontRef>
+                            </wps:style>
+                            <wps:bodyPr rot="0" spcFirstLastPara="0" vertOverflow="overflow" horzOverflow="overflow" vert="horz" wrap="square" lIns="91440" tIns="45720" rIns="91440" bIns="45720" numCol="1" spcCol="0" rtlCol="0" fromWordArt="0" anchor="ctr" anchorCtr="0" forceAA="0" compatLnSpc="1">
+                              <a:prstTxWarp prst="textNoShape">
+                                <a:avLst/>
+                              </a:prstTxWarp>
+                              <a:noAutofit/>
+                            </wps:bodyPr>
+                          </wps:wsp>
+                        </a:graphicData>
+                      </a:graphic>
+                    </wp:anchor>
+                  </w:drawing>
+                </mc:Choice>
+                <mc:Fallback>
+                  <w:pict>
+                    <v:oval w14:anchorId="491FAC71" id="Oval 29" o:spid="_x0000_s1026" style="position:absolute;margin-left:100.75pt;margin-top:6.6pt;width:6.8pt;height:6.8pt;z-index:251665920;visibility:visible;mso-wrap-style:square;mso-wrap-distance-left:9pt;mso-wrap-distance-top:0;mso-wrap-distance-right:9pt;mso-wrap-distance-bottom:0;mso-position-horizontal:absolute;mso-position-horizontal-relative:text;mso-position-vertical:absolute;mso-position-vertical-relative:text;v-text-anchor:middle" o:gfxdata="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" filled="f" strokecolor="black [3213]" strokeweight=".25pt"/>
+                  </w:pict>
+                </mc:Fallback>
+              </mc:AlternateContent>
+            </w:r>
+            <w:r>
+              <w:rPr>
+                <w:rFonts w:ascii="Times New Roman" w:hAnsi="Times New Roman" w:cs="Times New Roman"/>
+                <w:sz w:val="28"/>
+                <w:szCs w:val="28"/>
+              </w:rPr>
+              <w:t>“</w:t>
+            </w:r>
+            <w:r>
+              <w:rPr>
+                <w:rFonts w:ascii="Preeti" w:hAnsi="Preeti" w:cs="Times New Roman"/>
+                <w:sz w:val="28"/>
+                <w:szCs w:val="28"/>
+              </w:rPr>
+              <w:t>km</w:t>
+            </w:r>
+            <w:r>
+              <w:rPr>
+                <w:rFonts w:ascii="Times New Roman" w:hAnsi="Times New Roman" w:cs="Times New Roman"/>
+                <w:sz w:val="28"/>
+                <w:szCs w:val="28"/>
+              </w:rPr>
+              <w:t xml:space="preserve">” </w:t>
+            </w:r>
+            <w:proofErr w:type="spellStart"/>
+            <w:r>
+              <w:rPr>
+                <w:rFonts w:ascii="Preeti" w:hAnsi="Preeti" w:cs="Times New Roman"/>
+                <w:sz w:val="28"/>
+                <w:szCs w:val="28"/>
+              </w:rPr>
+              <w:t>cIf</w:t>
+            </w:r>
+            <w:proofErr w:type="spellEnd"/>
+            <w:r>
+              <w:rPr>
+                <w:rFonts w:ascii="Preeti" w:hAnsi="Preeti" w:cs="Times New Roman"/>
+                <w:sz w:val="28"/>
+                <w:szCs w:val="28"/>
+              </w:rPr>
+              <w:t>/</w:t>
+            </w:r>
+            <w:proofErr w:type="spellStart"/>
+            <w:r>
+              <w:rPr>
+                <w:rFonts w:ascii="Preeti" w:hAnsi="Preeti" w:cs="Times New Roman"/>
+                <w:sz w:val="28"/>
+                <w:szCs w:val="28"/>
+              </w:rPr>
+              <w:t>df</w:t>
+            </w:r>
+            <w:proofErr w:type="spellEnd"/>
+            <w:r>
+              <w:rPr>
+                <w:rFonts w:ascii="Preeti" w:hAnsi="Preeti" w:cs="Times New Roman"/>
+                <w:sz w:val="28"/>
+                <w:szCs w:val="28"/>
+              </w:rPr>
+              <w:t xml:space="preserve"> </w:t>
+            </w:r>
+            <w:proofErr w:type="spellStart"/>
+            <w:r>
+              <w:rPr>
+                <w:rFonts w:ascii="Preeti" w:hAnsi="Preeti" w:cs="Times New Roman"/>
+                <w:sz w:val="28"/>
+                <w:szCs w:val="28"/>
+              </w:rPr>
+              <w:t>uf</w:t>
+            </w:r>
+            <w:proofErr w:type="spellEnd"/>
+            <w:r>
+              <w:rPr>
+                <w:rFonts w:ascii="Preeti" w:hAnsi="Preeti" w:cs="Times New Roman"/>
+                <w:sz w:val="28"/>
+                <w:szCs w:val="28"/>
+              </w:rPr>
+              <w:t>]</w:t>
+            </w:r>
+            <w:proofErr w:type="spellStart"/>
+            <w:r>
+              <w:rPr>
+                <w:rFonts w:ascii="Preeti" w:hAnsi="Preeti" w:cs="Times New Roman"/>
+                <w:sz w:val="28"/>
+                <w:szCs w:val="28"/>
+              </w:rPr>
+              <w:t>nf</w:t>
+            </w:r>
+            <w:proofErr w:type="spellEnd"/>
+            <w:r>
+              <w:rPr>
+                <w:rFonts w:ascii="Preeti" w:hAnsi="Preeti" w:cs="Times New Roman"/>
+                <w:sz w:val="28"/>
+                <w:szCs w:val="28"/>
+              </w:rPr>
+              <w:t>]</w:t>
+            </w:r>
+            <w:r>
+              <w:rPr>
+                <w:rFonts w:ascii="Preeti" w:hAnsi="Preeti" w:cs="Times New Roman"/>
+                <w:sz w:val="28"/>
+                <w:szCs w:val="28"/>
+              </w:rPr>
+              <w:t xml:space="preserve"> </w:t>
+            </w:r>
+            <w:proofErr w:type="gramStart"/>
+            <w:r>
+              <w:rPr>
+                <w:rFonts w:ascii="Preeti" w:hAnsi="Preeti" w:cs="Times New Roman"/>
+                <w:sz w:val="28"/>
+                <w:szCs w:val="28"/>
+              </w:rPr>
+              <w:t>-  _</w:t>
+            </w:r>
+            <w:proofErr w:type="gramEnd"/>
+            <w:r>
+              <w:rPr>
+                <w:rFonts w:ascii="Preeti" w:hAnsi="Preeti" w:cs="Times New Roman"/>
+                <w:sz w:val="28"/>
+                <w:szCs w:val="28"/>
+              </w:rPr>
+              <w:t xml:space="preserve"> </w:t>
+            </w:r>
+            <w:r>
+              <w:rPr>
+                <w:rFonts w:ascii="Preeti" w:hAnsi="Preeti" w:cs="Times New Roman"/>
+                <w:sz w:val="28"/>
+                <w:szCs w:val="28"/>
+              </w:rPr>
+              <w:t xml:space="preserve">3]/f </w:t>
+            </w:r>
+            <w:proofErr w:type="spellStart"/>
+            <w:proofErr w:type="gramStart"/>
+            <w:r>
+              <w:rPr>
+                <w:rFonts w:ascii="Preeti" w:hAnsi="Preeti" w:cs="Times New Roman"/>
+                <w:sz w:val="28"/>
+                <w:szCs w:val="28"/>
+              </w:rPr>
+              <w:t>nufpg</w:t>
+            </w:r>
+            <w:proofErr w:type="spellEnd"/>
+            <w:r>
+              <w:rPr>
+                <w:rFonts w:ascii="Preeti" w:hAnsi="Preeti" w:cs="Times New Roman"/>
+                <w:sz w:val="28"/>
+                <w:szCs w:val="28"/>
+              </w:rPr>
+              <w:t xml:space="preserve"> ;S</w:t>
+            </w:r>
+            <w:proofErr w:type="gramEnd"/>
+            <w:r>
+              <w:rPr>
+                <w:rFonts w:ascii="Preeti" w:hAnsi="Preeti" w:cs="Times New Roman"/>
+                <w:sz w:val="28"/>
+                <w:szCs w:val="28"/>
+              </w:rPr>
+              <w:t>5g</w:t>
+            </w:r>
+            <w:proofErr w:type="gramStart"/>
+            <w:r>
+              <w:rPr>
+                <w:rFonts w:ascii="Preeti" w:hAnsi="Preeti" w:cs="Times New Roman"/>
+                <w:sz w:val="28"/>
+                <w:szCs w:val="28"/>
+              </w:rPr>
+              <w:t>\ .</w:t>
+            </w:r>
+            <w:proofErr w:type="gramEnd"/>
           </w:p>
         </w:tc>
         <w:tc>
@@ -4538,46 +4804,114 @@
                 <w:szCs w:val="28"/>
               </w:rPr>
             </w:pPr>
-            <w:r>
-              <w:rPr>
-                <w:rFonts w:ascii="Preeti" w:hAnsi="Preeti"/>
-                <w:sz w:val="28"/>
-                <w:szCs w:val="24"/>
-              </w:rPr>
-              <w:t xml:space="preserve">lrq x]/]/ ;xL cIf/df uf]nf] </w:t>
-            </w:r>
-            <w:r>
-              <w:rPr>
-                <w:rFonts w:cstheme="minorHAnsi"/>
-                <w:sz w:val="28"/>
-                <w:szCs w:val="24"/>
-              </w:rPr>
-              <w:t xml:space="preserve">(O) </w:t>
-            </w:r>
-            <w:r>
-              <w:rPr>
-                <w:rFonts w:ascii="Preeti" w:hAnsi="Preeti" w:cstheme="minorHAnsi"/>
-                <w:sz w:val="28"/>
-                <w:szCs w:val="24"/>
-              </w:rPr>
-              <w:t>3]/f nufpg</w:t>
-            </w:r>
-            <w:r>
-              <w:rPr>
-                <w:rFonts w:ascii="Preeti" w:hAnsi="Preeti"/>
-                <w:sz w:val="28"/>
-                <w:szCs w:val="24"/>
-              </w:rPr>
-              <w:t xml:space="preserve"> ;S5g\</w:t>
-            </w:r>
-            <w:r>
-              <w:rPr>
-                <w:rFonts w:ascii="Preeti" w:hAnsi="Preeti"/>
-                <w:sz w:val="28"/>
-                <w:szCs w:val="24"/>
-              </w:rPr>
-              <w:t xml:space="preserve"> .</w:t>
-            </w:r>
+            <w:proofErr w:type="spellStart"/>
+            <w:r>
+              <w:rPr>
+                <w:rFonts w:ascii="Preeti" w:hAnsi="Preeti" w:cs="Times New Roman"/>
+                <w:sz w:val="28"/>
+                <w:szCs w:val="28"/>
+              </w:rPr>
+              <w:t>l</w:t>
+            </w:r>
+            <w:r>
+              <w:rPr>
+                <w:rFonts w:ascii="Preeti" w:hAnsi="Preeti" w:cs="Times New Roman"/>
+                <w:sz w:val="28"/>
+                <w:szCs w:val="28"/>
+              </w:rPr>
+              <w:t>rq</w:t>
+            </w:r>
+            <w:proofErr w:type="spellEnd"/>
+            <w:r>
+              <w:rPr>
+                <w:rFonts w:ascii="Preeti" w:hAnsi="Preeti" w:cs="Times New Roman"/>
+                <w:sz w:val="28"/>
+                <w:szCs w:val="28"/>
+              </w:rPr>
+              <w:t xml:space="preserve"> / </w:t>
+            </w:r>
+            <w:proofErr w:type="spellStart"/>
+            <w:r>
+              <w:rPr>
+                <w:rFonts w:ascii="Preeti" w:hAnsi="Preeti" w:cs="Times New Roman"/>
+                <w:sz w:val="28"/>
+                <w:szCs w:val="28"/>
+              </w:rPr>
+              <w:t>cIf</w:t>
+            </w:r>
+            <w:proofErr w:type="spellEnd"/>
+            <w:r>
+              <w:rPr>
+                <w:rFonts w:ascii="Preeti" w:hAnsi="Preeti" w:cs="Times New Roman"/>
+                <w:sz w:val="28"/>
+                <w:szCs w:val="28"/>
+              </w:rPr>
+              <w:t>/sf</w:t>
+            </w:r>
+            <w:r>
+              <w:rPr>
+                <w:rFonts w:ascii="Preeti" w:hAnsi="Preeti" w:cs="Times New Roman"/>
+                <w:sz w:val="28"/>
+                <w:szCs w:val="28"/>
+              </w:rPr>
+              <w:t xml:space="preserve"> </w:t>
+            </w:r>
+            <w:proofErr w:type="spellStart"/>
+            <w:r>
+              <w:rPr>
+                <w:rFonts w:ascii="Preeti" w:hAnsi="Preeti" w:cs="Times New Roman"/>
+                <w:sz w:val="28"/>
+                <w:szCs w:val="28"/>
+              </w:rPr>
+              <w:t>lardf</w:t>
+            </w:r>
+            <w:proofErr w:type="spellEnd"/>
+            <w:r>
+              <w:rPr>
+                <w:rFonts w:ascii="Preeti" w:hAnsi="Preeti" w:cs="Times New Roman"/>
+                <w:sz w:val="28"/>
+                <w:szCs w:val="28"/>
+              </w:rPr>
+              <w:t xml:space="preserve"> hf]8f </w:t>
+            </w:r>
+            <w:proofErr w:type="spellStart"/>
+            <w:proofErr w:type="gramStart"/>
+            <w:r>
+              <w:rPr>
+                <w:rFonts w:ascii="Preeti" w:hAnsi="Preeti" w:cs="Times New Roman"/>
+                <w:sz w:val="28"/>
+                <w:szCs w:val="28"/>
+              </w:rPr>
+              <w:t>ldnfpg</w:t>
+            </w:r>
+            <w:proofErr w:type="spellEnd"/>
+            <w:r>
+              <w:rPr>
+                <w:rFonts w:ascii="Preeti" w:hAnsi="Preeti" w:cs="Times New Roman"/>
+                <w:sz w:val="28"/>
+                <w:szCs w:val="28"/>
+              </w:rPr>
+              <w:t xml:space="preserve"> ;S</w:t>
+            </w:r>
+            <w:proofErr w:type="gramEnd"/>
+            <w:r>
+              <w:rPr>
+                <w:rFonts w:ascii="Preeti" w:hAnsi="Preeti" w:cs="Times New Roman"/>
+                <w:sz w:val="28"/>
+                <w:szCs w:val="28"/>
+              </w:rPr>
+              <w:t>5g</w:t>
+            </w:r>
+            <w:proofErr w:type="gramStart"/>
+            <w:r>
+              <w:rPr>
+                <w:rFonts w:ascii="Preeti" w:hAnsi="Preeti" w:cs="Times New Roman"/>
+                <w:sz w:val="28"/>
+                <w:szCs w:val="28"/>
+              </w:rPr>
+              <w:t>\ .</w:t>
+            </w:r>
+            <w:proofErr w:type="gramEnd"/>
           </w:p>
         </w:tc>
         <w:tc>
@@ -4620,24 +4954,300 @@
                 <w:sz w:val="28"/>
                 <w:szCs w:val="28"/>
               </w:rPr>
-              <w:t xml:space="preserve">…5Ú cIf/df uf]nf] </w:t>
-            </w:r>
-            <w:r>
-              <w:rPr>
-                <w:rFonts w:cstheme="minorHAnsi"/>
-                <w:sz w:val="28"/>
-                <w:szCs w:val="24"/>
-              </w:rPr>
-              <w:t xml:space="preserve">(O) </w:t>
-            </w:r>
-            <w:r>
-              <w:rPr>
-                <w:rFonts w:ascii="Preeti" w:hAnsi="Preeti" w:cstheme="minorHAnsi"/>
-                <w:sz w:val="28"/>
-                <w:szCs w:val="24"/>
-              </w:rPr>
-              <w:t>3]/f nufpg ;S5g\ .</w:t>
-            </w:r>
+              <w:t xml:space="preserve">p:t} </w:t>
+            </w:r>
+            <w:proofErr w:type="spellStart"/>
+            <w:r>
+              <w:rPr>
+                <w:rFonts w:ascii="Preeti" w:hAnsi="Preeti" w:cs="Times New Roman"/>
+                <w:sz w:val="28"/>
+                <w:szCs w:val="28"/>
+              </w:rPr>
+              <w:t>cIf</w:t>
+            </w:r>
+            <w:proofErr w:type="spellEnd"/>
+            <w:r>
+              <w:rPr>
+                <w:rFonts w:ascii="Preeti" w:hAnsi="Preeti" w:cs="Times New Roman"/>
+                <w:sz w:val="28"/>
+                <w:szCs w:val="28"/>
+              </w:rPr>
+              <w:t>/</w:t>
+            </w:r>
+            <w:proofErr w:type="spellStart"/>
+            <w:proofErr w:type="gramStart"/>
+            <w:r>
+              <w:rPr>
+                <w:rFonts w:ascii="Preeti" w:hAnsi="Preeti" w:cs="Times New Roman"/>
+                <w:sz w:val="28"/>
+                <w:szCs w:val="28"/>
+              </w:rPr>
+              <w:t>nfO</w:t>
+            </w:r>
+            <w:proofErr w:type="spellEnd"/>
+            <w:r>
+              <w:rPr>
+                <w:rFonts w:ascii="Preeti" w:hAnsi="Preeti" w:cs="Times New Roman"/>
+                <w:sz w:val="28"/>
+                <w:szCs w:val="28"/>
+              </w:rPr>
+              <w:t>{ ;</w:t>
+            </w:r>
+            <w:proofErr w:type="spellStart"/>
+            <w:r>
+              <w:rPr>
+                <w:rFonts w:ascii="Preeti" w:hAnsi="Preeti" w:cs="Times New Roman"/>
+                <w:sz w:val="28"/>
+                <w:szCs w:val="28"/>
+              </w:rPr>
+              <w:t>fg</w:t>
+            </w:r>
+            <w:proofErr w:type="spellEnd"/>
+            <w:r>
+              <w:rPr>
+                <w:rFonts w:ascii="Preeti" w:hAnsi="Preeti" w:cs="Times New Roman"/>
+                <w:sz w:val="28"/>
+                <w:szCs w:val="28"/>
+              </w:rPr>
+              <w:t>{ ;</w:t>
+            </w:r>
+            <w:proofErr w:type="gramEnd"/>
+            <w:r>
+              <w:rPr>
+                <w:rFonts w:ascii="Preeti" w:hAnsi="Preeti" w:cs="Times New Roman"/>
+                <w:sz w:val="28"/>
+                <w:szCs w:val="28"/>
+              </w:rPr>
+              <w:t>S5g</w:t>
+            </w:r>
+            <w:proofErr w:type="gramStart"/>
+            <w:r>
+              <w:rPr>
+                <w:rFonts w:ascii="Preeti" w:hAnsi="Preeti" w:cs="Times New Roman"/>
+                <w:sz w:val="28"/>
+                <w:szCs w:val="28"/>
+              </w:rPr>
+              <w:t>\ .</w:t>
+            </w:r>
+            <w:proofErr w:type="gramEnd"/>
+          </w:p>
+        </w:tc>
+        <w:tc>
+          <w:tcPr>
+            <w:tcW w:w="779" w:type="pct"/>
+          </w:tcPr>
+          <w:p>
+            <w:pPr>
+              <w:rPr>
+                <w:rFonts w:ascii="Preeti" w:hAnsi="Preeti" w:cs="Times New Roman"/>
+                <w:sz w:val="32"/>
+                <w:szCs w:val="28"/>
+              </w:rPr>
+            </w:pPr>
+          </w:p>
+        </w:tc>
+      </w:tr>
+      <w:tr>
+        <w:tc>
+          <w:tcPr>
+            <w:tcW w:w="4221" w:type="pct"/>
+          </w:tcPr>
+          <w:p>
+            <w:pPr>
+              <w:pStyle w:val="ListParagraph"/>
+              <w:numPr>
+                <w:ilvl w:val="0"/>
+                <w:numId w:val="2"/>
+              </w:numPr>
+              <w:ind w:left="249" w:hanging="249"/>
+              <w:rPr>
+                <w:rFonts w:ascii="Preeti" w:hAnsi="Preeti" w:cs="Times New Roman"/>
+                <w:sz w:val="28"/>
+                <w:szCs w:val="28"/>
+              </w:rPr>
+            </w:pPr>
+            <w:proofErr w:type="spellStart"/>
+            <w:r>
+              <w:rPr>
+                <w:rFonts w:ascii="Preeti" w:hAnsi="Preeti" w:cs="Times New Roman"/>
+                <w:sz w:val="28"/>
+                <w:szCs w:val="28"/>
+              </w:rPr>
+              <w:t>vfnL</w:t>
+            </w:r>
+            <w:proofErr w:type="spellEnd"/>
+            <w:r>
+              <w:rPr>
+                <w:rFonts w:ascii="Preeti" w:hAnsi="Preeti" w:cs="Times New Roman"/>
+                <w:sz w:val="28"/>
+                <w:szCs w:val="28"/>
+              </w:rPr>
+              <w:t xml:space="preserve"> </w:t>
+            </w:r>
+            <w:r>
+              <w:rPr>
+                <w:rFonts w:ascii="Preeti" w:hAnsi="Preeti" w:cs="Times New Roman"/>
+                <w:sz w:val="28"/>
+                <w:szCs w:val="28"/>
+              </w:rPr>
+              <w:t xml:space="preserve">7fFp </w:t>
+            </w:r>
+            <w:proofErr w:type="spellStart"/>
+            <w:proofErr w:type="gramStart"/>
+            <w:r>
+              <w:rPr>
+                <w:rFonts w:ascii="Preeti" w:hAnsi="Preeti" w:cs="Times New Roman"/>
+                <w:sz w:val="28"/>
+                <w:szCs w:val="28"/>
+              </w:rPr>
+              <w:t>eg</w:t>
+            </w:r>
+            <w:proofErr w:type="spellEnd"/>
+            <w:r>
+              <w:rPr>
+                <w:rFonts w:ascii="Preeti" w:hAnsi="Preeti" w:cs="Times New Roman"/>
+                <w:sz w:val="28"/>
+                <w:szCs w:val="28"/>
+              </w:rPr>
+              <w:t>{ ;</w:t>
+            </w:r>
+            <w:proofErr w:type="gramEnd"/>
+            <w:r>
+              <w:rPr>
+                <w:rFonts w:ascii="Preeti" w:hAnsi="Preeti" w:cs="Times New Roman"/>
+                <w:sz w:val="28"/>
+                <w:szCs w:val="28"/>
+              </w:rPr>
+              <w:t>S5g</w:t>
+            </w:r>
+            <w:proofErr w:type="gramStart"/>
+            <w:r>
+              <w:rPr>
+                <w:rFonts w:ascii="Preeti" w:hAnsi="Preeti" w:cs="Times New Roman"/>
+                <w:sz w:val="28"/>
+                <w:szCs w:val="28"/>
+              </w:rPr>
+              <w:t>\ .</w:t>
+            </w:r>
+            <w:proofErr w:type="gramEnd"/>
+          </w:p>
+        </w:tc>
+        <w:tc>
+          <w:tcPr>
+            <w:tcW w:w="779" w:type="pct"/>
+          </w:tcPr>
+          <w:p>
+            <w:pPr>
+              <w:rPr>
+                <w:rFonts w:ascii="Preeti" w:hAnsi="Preeti" w:cs="Times New Roman"/>
+                <w:sz w:val="32"/>
+                <w:szCs w:val="28"/>
+              </w:rPr>
+            </w:pPr>
+          </w:p>
+        </w:tc>
+      </w:tr>
+      <w:tr>
+        <w:tc>
+          <w:tcPr>
+            <w:tcW w:w="4221" w:type="pct"/>
+          </w:tcPr>
+          <w:p>
+            <w:pPr>
+              <w:pStyle w:val="ListParagraph"/>
+              <w:numPr>
+                <w:ilvl w:val="0"/>
+                <w:numId w:val="2"/>
+              </w:numPr>
+              <w:ind w:left="249" w:hanging="249"/>
+              <w:rPr>
+                <w:rFonts w:ascii="Preeti" w:hAnsi="Preeti" w:cs="Times New Roman"/>
+                <w:sz w:val="28"/>
+                <w:szCs w:val="28"/>
+              </w:rPr>
+            </w:pPr>
+            <w:proofErr w:type="spellStart"/>
+            <w:r>
+              <w:rPr>
+                <w:rFonts w:ascii="Preeti" w:hAnsi="Preeti" w:cs="Times New Roman"/>
+                <w:sz w:val="28"/>
+                <w:szCs w:val="28"/>
+              </w:rPr>
+              <w:t>lrq</w:t>
+            </w:r>
+            <w:proofErr w:type="spellEnd"/>
+            <w:r>
+              <w:rPr>
+                <w:rFonts w:ascii="Preeti" w:hAnsi="Preeti" w:cs="Times New Roman"/>
+                <w:sz w:val="28"/>
+                <w:szCs w:val="28"/>
+              </w:rPr>
+              <w:t xml:space="preserve"> x]/L </w:t>
+            </w:r>
+            <w:proofErr w:type="spellStart"/>
+            <w:r>
+              <w:rPr>
+                <w:rFonts w:ascii="Preeti" w:hAnsi="Preeti" w:cs="Times New Roman"/>
+                <w:sz w:val="28"/>
+                <w:szCs w:val="28"/>
+              </w:rPr>
+              <w:t>klxnf</w:t>
+            </w:r>
+            <w:proofErr w:type="spellEnd"/>
+            <w:r>
+              <w:rPr>
+                <w:rFonts w:ascii="Preeti" w:hAnsi="Preeti" w:cs="Times New Roman"/>
+                <w:sz w:val="28"/>
+                <w:szCs w:val="28"/>
+              </w:rPr>
+              <w:t xml:space="preserve">] </w:t>
+            </w:r>
+            <w:proofErr w:type="spellStart"/>
+            <w:r>
+              <w:rPr>
+                <w:rFonts w:ascii="Preeti" w:hAnsi="Preeti" w:cs="Times New Roman"/>
+                <w:sz w:val="28"/>
+                <w:szCs w:val="28"/>
+              </w:rPr>
+              <w:t>cIf</w:t>
+            </w:r>
+            <w:proofErr w:type="spellEnd"/>
+            <w:r>
+              <w:rPr>
+                <w:rFonts w:ascii="Preeti" w:hAnsi="Preeti" w:cs="Times New Roman"/>
+                <w:sz w:val="28"/>
+                <w:szCs w:val="28"/>
+              </w:rPr>
+              <w:t xml:space="preserve">/ </w:t>
+            </w:r>
+            <w:proofErr w:type="gramStart"/>
+            <w:r>
+              <w:rPr>
+                <w:rFonts w:ascii="Preeti" w:hAnsi="Preeti" w:cs="Times New Roman"/>
+                <w:sz w:val="28"/>
+                <w:szCs w:val="28"/>
+              </w:rPr>
+              <w:t>n]Vg ;S</w:t>
+            </w:r>
+            <w:proofErr w:type="gramEnd"/>
+            <w:r>
+              <w:rPr>
+                <w:rFonts w:ascii="Preeti" w:hAnsi="Preeti" w:cs="Times New Roman"/>
+                <w:sz w:val="28"/>
+                <w:szCs w:val="28"/>
+              </w:rPr>
+              <w:t>5g</w:t>
+            </w:r>
+            <w:proofErr w:type="gramStart"/>
+            <w:r>
+              <w:rPr>
+                <w:rFonts w:ascii="Preeti" w:hAnsi="Preeti" w:cs="Times New Roman"/>
+                <w:sz w:val="28"/>
+                <w:szCs w:val="28"/>
+              </w:rPr>
+              <w:t>\ .</w:t>
+            </w:r>
+            <w:proofErr w:type="gramEnd"/>
           </w:p>
         </w:tc>
         <w:tc>
@@ -4677,38 +5287,62 @@
                 <w:szCs w:val="28"/>
               </w:rPr>
             </w:pPr>
-            <w:r>
-              <w:rPr>
-                <w:rFonts w:ascii="Preeti" w:hAnsi="Preeti" w:cs="Times New Roman"/>
-                <w:sz w:val="28"/>
-                <w:szCs w:val="28"/>
-              </w:rPr>
-              <w:t>p:t}–p:t}</w:t>
-            </w:r>
-            <w:r>
-              <w:rPr>
-                <w:rFonts w:ascii="Preeti" w:hAnsi="Preeti" w:cs="Times New Roman"/>
-                <w:sz w:val="28"/>
-                <w:szCs w:val="28"/>
-              </w:rPr>
-              <w:t xml:space="preserve"> b]lvg]</w:t>
-            </w:r>
-            <w:r>
-              <w:rPr>
-                <w:rFonts w:ascii="Preeti" w:hAnsi="Preeti" w:cs="Times New Roman"/>
-                <w:sz w:val="28"/>
-                <w:szCs w:val="28"/>
-              </w:rPr>
-              <w:t xml:space="preserve"> cIf/</w:t>
-            </w:r>
-            <w:r>
-              <w:rPr>
-                <w:rFonts w:ascii="Preeti" w:hAnsi="Preeti" w:cs="Times New Roman"/>
-                <w:sz w:val="28"/>
-                <w:szCs w:val="28"/>
-              </w:rPr>
-              <w:t xml:space="preserve"> lar hf]8f ldnfpg ;S5g\ .</w:t>
-            </w:r>
+            <w:proofErr w:type="spellStart"/>
+            <w:r>
+              <w:rPr>
+                <w:rFonts w:ascii="Preeti" w:hAnsi="Preeti" w:cs="Times New Roman"/>
+                <w:sz w:val="28"/>
+                <w:szCs w:val="28"/>
+              </w:rPr>
+              <w:t>lrqdf</w:t>
+            </w:r>
+            <w:proofErr w:type="spellEnd"/>
+            <w:r>
+              <w:rPr>
+                <w:rFonts w:ascii="Preeti" w:hAnsi="Preeti" w:cs="Times New Roman"/>
+                <w:sz w:val="28"/>
+                <w:szCs w:val="28"/>
+              </w:rPr>
+              <w:t xml:space="preserve"> /ª </w:t>
+            </w:r>
+            <w:proofErr w:type="spellStart"/>
+            <w:proofErr w:type="gramStart"/>
+            <w:r>
+              <w:rPr>
+                <w:rFonts w:ascii="Preeti" w:hAnsi="Preeti" w:cs="Times New Roman"/>
+                <w:sz w:val="28"/>
+                <w:szCs w:val="28"/>
+              </w:rPr>
+              <w:t>eg</w:t>
+            </w:r>
+            <w:proofErr w:type="spellEnd"/>
+            <w:r>
+              <w:rPr>
+                <w:rFonts w:ascii="Preeti" w:hAnsi="Preeti" w:cs="Times New Roman"/>
+                <w:sz w:val="28"/>
+                <w:szCs w:val="28"/>
+              </w:rPr>
+              <w:t>{ ;</w:t>
+            </w:r>
+            <w:proofErr w:type="gramEnd"/>
+            <w:r>
+              <w:rPr>
+                <w:rFonts w:ascii="Preeti" w:hAnsi="Preeti" w:cs="Times New Roman"/>
+                <w:sz w:val="28"/>
+                <w:szCs w:val="28"/>
+              </w:rPr>
+              <w:t>S5g</w:t>
+            </w:r>
+            <w:proofErr w:type="gramStart"/>
+            <w:r>
+              <w:rPr>
+                <w:rFonts w:ascii="Preeti" w:hAnsi="Preeti" w:cs="Times New Roman"/>
+                <w:sz w:val="28"/>
+                <w:szCs w:val="28"/>
+              </w:rPr>
+              <w:t>\ .</w:t>
+            </w:r>
+            <w:proofErr w:type="gramEnd"/>
           </w:p>
         </w:tc>
         <w:tc>
@@ -4716,106 +5350,6 @@
             <w:tcW w:w="779" w:type="pct"/>
             <w:tcBorders>
               <w:bottom w:val="single" w:sz="4" w:space="0" w:color="000000" w:themeColor="text1"/>
-            </w:tcBorders>
-          </w:tcPr>
-          <w:p>
-            <w:pPr>
-              <w:rPr>
-                <w:rFonts w:ascii="Preeti" w:hAnsi="Preeti" w:cs="Times New Roman"/>
-                <w:sz w:val="32"/>
-                <w:szCs w:val="28"/>
-              </w:rPr>
-            </w:pPr>
-          </w:p>
-        </w:tc>
-      </w:tr>
-      <w:tr>
-        <w:tc>
-          <w:tcPr>
-            <w:tcW w:w="4221" w:type="pct"/>
-            <w:tcBorders>
-              <w:bottom w:val="single" w:sz="4" w:space="0" w:color="auto"/>
-            </w:tcBorders>
-          </w:tcPr>
-          <w:p>
-            <w:pPr>
-              <w:pStyle w:val="ListParagraph"/>
-              <w:numPr>
-                <w:ilvl w:val="0"/>
-                <w:numId w:val="2"/>
-              </w:numPr>
-              <w:ind w:left="250" w:hanging="250"/>
-              <w:rPr>
-                <w:rFonts w:ascii="Preeti" w:hAnsi="Preeti" w:cs="Times New Roman"/>
-                <w:sz w:val="28"/>
-                <w:szCs w:val="28"/>
-              </w:rPr>
-            </w:pPr>
-            <w:r>
-              <w:rPr>
-                <w:rFonts w:ascii="Preeti" w:hAnsi="Preeti" w:cs="Times New Roman"/>
-                <w:sz w:val="28"/>
-                <w:szCs w:val="28"/>
-              </w:rPr>
-              <w:t>…s–ªÚ ;Dd n]Vg ;S5g\ .</w:t>
-            </w:r>
-          </w:p>
-        </w:tc>
-        <w:tc>
-          <w:tcPr>
-            <w:tcW w:w="779" w:type="pct"/>
-            <w:tcBorders>
-              <w:bottom w:val="single" w:sz="4" w:space="0" w:color="auto"/>
-            </w:tcBorders>
-          </w:tcPr>
-          <w:p>
-            <w:pPr>
-              <w:rPr>
-                <w:rFonts w:ascii="Preeti" w:hAnsi="Preeti" w:cs="Times New Roman"/>
-                <w:sz w:val="32"/>
-                <w:szCs w:val="28"/>
-              </w:rPr>
-            </w:pPr>
-          </w:p>
-        </w:tc>
-      </w:tr>
-      <w:tr>
-        <w:tc>
-          <w:tcPr>
-            <w:tcW w:w="4221" w:type="pct"/>
-            <w:tcBorders>
-              <w:bottom w:val="single" w:sz="4" w:space="0" w:color="auto"/>
-            </w:tcBorders>
-          </w:tcPr>
-          <w:p>
-            <w:pPr>
-              <w:pStyle w:val="ListParagraph"/>
-              <w:numPr>
-                <w:ilvl w:val="0"/>
-                <w:numId w:val="2"/>
-              </w:numPr>
-              <w:ind w:left="250" w:hanging="250"/>
-              <w:rPr>
-                <w:rFonts w:ascii="Preeti" w:hAnsi="Preeti" w:cs="Times New Roman"/>
-                <w:sz w:val="28"/>
-                <w:szCs w:val="28"/>
-              </w:rPr>
-            </w:pPr>
-            <w:r>
-              <w:rPr>
-                <w:rFonts w:ascii="Preeti" w:hAnsi="Preeti" w:cs="Times New Roman"/>
-                <w:sz w:val="28"/>
-                <w:szCs w:val="28"/>
-              </w:rPr>
-              <w:t>lrqdf /ª eg{ ;S5g\ .</w:t>
-            </w:r>
-          </w:p>
-        </w:tc>
-        <w:tc>
-          <w:tcPr>
-            <w:tcW w:w="779" w:type="pct"/>
-            <w:tcBorders>
-              <w:bottom w:val="single" w:sz="4" w:space="0" w:color="auto"/>
             </w:tcBorders>
           </w:tcPr>
           <w:p>
@@ -4852,19 +5386,18 @@
                 <w:szCs w:val="28"/>
               </w:rPr>
             </w:pPr>
-          </w:p>
-          <w:p>
-            <w:pPr>
-              <w:pStyle w:val="ListParagraph"/>
-              <w:ind w:left="270"/>
-              <w:jc w:val="center"/>
+            <w:proofErr w:type="spellStart"/>
+            <w:proofErr w:type="gramStart"/>
+            <w:r>
               <w:rPr>
                 <w:rFonts w:ascii="Preeti" w:hAnsi="Preeti" w:cs="Times New Roman"/>
                 <w:b/>
                 <w:sz w:val="32"/>
                 <w:szCs w:val="28"/>
               </w:rPr>
-            </w:pPr>
+              <w:t>df</w:t>
+            </w:r>
+            <w:proofErr w:type="spellEnd"/>
             <w:r>
               <w:rPr>
                 <w:rFonts w:ascii="Preeti" w:hAnsi="Preeti" w:cs="Times New Roman"/>
@@ -4872,9 +5405,20 @@
                 <w:sz w:val="32"/>
                 <w:szCs w:val="28"/>
               </w:rPr>
-              <w:lastRenderedPageBreak/>
-              <w:t>df}lvs</w:t>
-            </w:r>
+              <w:t>}</w:t>
+            </w:r>
+            <w:proofErr w:type="spellStart"/>
+            <w:r>
+              <w:rPr>
+                <w:rFonts w:ascii="Preeti" w:hAnsi="Preeti" w:cs="Times New Roman"/>
+                <w:b/>
+                <w:sz w:val="32"/>
+                <w:szCs w:val="28"/>
+              </w:rPr>
+              <w:t>lvs</w:t>
+            </w:r>
+            <w:proofErr w:type="spellEnd"/>
+            <w:proofErr w:type="gramEnd"/>
           </w:p>
         </w:tc>
         <w:tc>
@@ -4918,22 +5462,88 @@
                 <w:szCs w:val="28"/>
               </w:rPr>
             </w:pPr>
-            <w:r>
-              <w:rPr>
-                <w:rFonts w:ascii="Preeti" w:hAnsi="Preeti"/>
-                <w:sz w:val="28"/>
-                <w:szCs w:val="24"/>
-              </w:rPr>
-              <w:t xml:space="preserve">cfˆgf] gfd eGg ;S5g\ </w:t>
-            </w:r>
-            <w:r>
-              <w:rPr>
-                <w:rFonts w:ascii="Preeti" w:hAnsi="Preeti"/>
-                <w:sz w:val="28"/>
-                <w:szCs w:val="24"/>
-              </w:rPr>
-              <w:t>.</w:t>
-            </w:r>
+            <w:proofErr w:type="spellStart"/>
+            <w:r>
+              <w:rPr>
+                <w:rFonts w:ascii="Preeti" w:hAnsi="Preeti" w:cs="Times New Roman"/>
+                <w:sz w:val="28"/>
+                <w:szCs w:val="28"/>
+              </w:rPr>
+              <w:t>cfˆgf</w:t>
+            </w:r>
+            <w:proofErr w:type="spellEnd"/>
+            <w:r>
+              <w:rPr>
+                <w:rFonts w:ascii="Preeti" w:hAnsi="Preeti" w:cs="Times New Roman"/>
+                <w:sz w:val="28"/>
+                <w:szCs w:val="28"/>
+              </w:rPr>
+              <w:t>]</w:t>
+            </w:r>
+            <w:r>
+              <w:rPr>
+                <w:rFonts w:ascii="Preeti" w:hAnsi="Preeti" w:cs="Times New Roman"/>
+                <w:sz w:val="28"/>
+                <w:szCs w:val="28"/>
+              </w:rPr>
+              <w:t xml:space="preserve"> </w:t>
+            </w:r>
+            <w:proofErr w:type="spellStart"/>
+            <w:r>
+              <w:rPr>
+                <w:rFonts w:ascii="Preeti" w:hAnsi="Preeti" w:cs="Times New Roman"/>
+                <w:sz w:val="28"/>
+                <w:szCs w:val="28"/>
+              </w:rPr>
+              <w:t>gfd</w:t>
+            </w:r>
+            <w:proofErr w:type="spellEnd"/>
+            <w:r>
+              <w:rPr>
+                <w:rFonts w:ascii="Preeti" w:hAnsi="Preeti" w:cs="Times New Roman"/>
+                <w:sz w:val="28"/>
+                <w:szCs w:val="28"/>
+              </w:rPr>
+              <w:t xml:space="preserve"> </w:t>
+            </w:r>
+            <w:proofErr w:type="spellStart"/>
+            <w:proofErr w:type="gramStart"/>
+            <w:r>
+              <w:rPr>
+                <w:rFonts w:ascii="Preeti" w:hAnsi="Preeti" w:cs="Times New Roman"/>
+                <w:sz w:val="28"/>
+                <w:szCs w:val="28"/>
+              </w:rPr>
+              <w:t>eGg</w:t>
+            </w:r>
+            <w:proofErr w:type="spellEnd"/>
+            <w:r>
+              <w:rPr>
+                <w:rFonts w:ascii="Preeti" w:hAnsi="Preeti" w:cs="Times New Roman"/>
+                <w:sz w:val="28"/>
+                <w:szCs w:val="28"/>
+              </w:rPr>
+              <w:t xml:space="preserve"> ;S</w:t>
+            </w:r>
+            <w:proofErr w:type="gramEnd"/>
+            <w:r>
+              <w:rPr>
+                <w:rFonts w:ascii="Preeti" w:hAnsi="Preeti" w:cs="Times New Roman"/>
+                <w:sz w:val="28"/>
+                <w:szCs w:val="28"/>
+              </w:rPr>
+              <w:t>5g</w:t>
+            </w:r>
+            <w:proofErr w:type="gramStart"/>
+            <w:r>
+              <w:rPr>
+                <w:rFonts w:ascii="Preeti" w:hAnsi="Preeti" w:cs="Times New Roman"/>
+                <w:sz w:val="28"/>
+                <w:szCs w:val="28"/>
+              </w:rPr>
+              <w:t>\ .</w:t>
+            </w:r>
+            <w:proofErr w:type="gramEnd"/>
           </w:p>
         </w:tc>
         <w:tc>
@@ -4970,46 +5580,70 @@
                 <w:szCs w:val="28"/>
               </w:rPr>
             </w:pPr>
-            <w:r>
-              <w:rPr>
-                <w:rFonts w:ascii="Preeti" w:hAnsi="Preeti"/>
-                <w:sz w:val="28"/>
-                <w:szCs w:val="24"/>
-              </w:rPr>
-              <w:t>cfkm</w:t>
-            </w:r>
-            <w:r>
-              <w:rPr>
-                <w:rFonts w:ascii="Preeti" w:hAnsi="Preeti"/>
-                <w:sz w:val="28"/>
-                <w:szCs w:val="24"/>
-              </w:rPr>
-              <w:t>'</w:t>
-            </w:r>
-            <w:r>
-              <w:rPr>
-                <w:rFonts w:ascii="Preeti" w:hAnsi="Preeti"/>
-                <w:sz w:val="28"/>
-                <w:szCs w:val="24"/>
-              </w:rPr>
-              <w:t xml:space="preserve"> </w:t>
-            </w:r>
-            <w:r>
-              <w:rPr>
-                <w:rFonts w:ascii="Preeti" w:hAnsi="Preeti"/>
-                <w:sz w:val="28"/>
-                <w:szCs w:val="24"/>
-              </w:rPr>
-              <w:t>s:tf] 5</w:t>
-            </w:r>
-            <w:r>
-              <w:rPr>
-                <w:rFonts w:ascii="Preeti" w:hAnsi="Preeti"/>
-                <w:sz w:val="28"/>
-                <w:szCs w:val="24"/>
-              </w:rPr>
-              <w:t xml:space="preserve"> eGg ;S5g\ .</w:t>
-            </w:r>
+            <w:proofErr w:type="spellStart"/>
+            <w:r>
+              <w:rPr>
+                <w:rFonts w:ascii="Preeti" w:hAnsi="Preeti" w:cs="Times New Roman"/>
+                <w:sz w:val="28"/>
+                <w:szCs w:val="28"/>
+              </w:rPr>
+              <w:t>cfˆgf</w:t>
+            </w:r>
+            <w:proofErr w:type="spellEnd"/>
+            <w:r>
+              <w:rPr>
+                <w:rFonts w:ascii="Preeti" w:hAnsi="Preeti" w:cs="Times New Roman"/>
+                <w:sz w:val="28"/>
+                <w:szCs w:val="28"/>
+              </w:rPr>
+              <w:t>]</w:t>
+            </w:r>
+            <w:r>
+              <w:rPr>
+                <w:rFonts w:ascii="Preeti" w:hAnsi="Preeti" w:cs="Times New Roman"/>
+                <w:sz w:val="28"/>
+                <w:szCs w:val="28"/>
+              </w:rPr>
+              <w:t xml:space="preserve"> pd]/ </w:t>
+            </w:r>
+            <w:proofErr w:type="spellStart"/>
+            <w:proofErr w:type="gramStart"/>
+            <w:r>
+              <w:rPr>
+                <w:rFonts w:ascii="Preeti" w:hAnsi="Preeti" w:cs="Times New Roman"/>
+                <w:sz w:val="28"/>
+                <w:szCs w:val="28"/>
+              </w:rPr>
+              <w:t>eGg</w:t>
+            </w:r>
+            <w:proofErr w:type="spellEnd"/>
+            <w:r>
+              <w:rPr>
+                <w:rFonts w:ascii="Preeti" w:hAnsi="Preeti" w:cs="Times New Roman"/>
+                <w:sz w:val="28"/>
+                <w:szCs w:val="28"/>
+              </w:rPr>
+              <w:t xml:space="preserve"> ;S</w:t>
+            </w:r>
+            <w:proofErr w:type="gramEnd"/>
+            <w:r>
+              <w:rPr>
+                <w:rFonts w:ascii="Preeti" w:hAnsi="Preeti" w:cs="Times New Roman"/>
+                <w:sz w:val="28"/>
+                <w:szCs w:val="28"/>
+              </w:rPr>
+              <w:t>5g</w:t>
+            </w:r>
+            <w:proofErr w:type="gramStart"/>
+            <w:r>
+              <w:rPr>
+                <w:rFonts w:ascii="Preeti" w:hAnsi="Preeti" w:cs="Times New Roman"/>
+                <w:sz w:val="28"/>
+                <w:szCs w:val="28"/>
+              </w:rPr>
+              <w:t>\ .</w:t>
+            </w:r>
+            <w:proofErr w:type="gramEnd"/>
           </w:p>
         </w:tc>
         <w:tc>
@@ -5048,28 +5682,120 @@
             </w:pPr>
             <w:r>
               <w:rPr>
-                <w:rFonts w:ascii="Preeti" w:hAnsi="Preeti"/>
-                <w:sz w:val="28"/>
-                <w:szCs w:val="24"/>
+                <w:rFonts w:ascii="Preeti" w:hAnsi="Preeti" w:cs="Times New Roman"/>
+                <w:sz w:val="28"/>
+                <w:szCs w:val="28"/>
+              </w:rPr>
+              <w:t xml:space="preserve"> </w:t>
+            </w:r>
+            <w:proofErr w:type="spellStart"/>
+            <w:r>
+              <w:rPr>
+                <w:rFonts w:ascii="Preeti" w:hAnsi="Preeti" w:cs="Times New Roman"/>
+                <w:sz w:val="28"/>
+                <w:szCs w:val="28"/>
               </w:rPr>
               <w:t>cfkm</w:t>
             </w:r>
-            <w:r>
-              <w:rPr>
-                <w:rFonts w:ascii="Preeti" w:hAnsi="Preeti"/>
-                <w:sz w:val="28"/>
-                <w:szCs w:val="24"/>
-              </w:rPr>
-              <w:t>'</w:t>
-            </w:r>
-            <w:r>
-              <w:rPr>
-                <w:rFonts w:ascii="Preeti" w:hAnsi="Preeti"/>
-                <w:sz w:val="28"/>
-                <w:szCs w:val="24"/>
-              </w:rPr>
-              <w:t xml:space="preserve"> k9Þg] sIffsf] gfd eGg ;S5g\ .</w:t>
-            </w:r>
+            <w:proofErr w:type="spellEnd"/>
+            <w:r>
+              <w:rPr>
+                <w:rFonts w:ascii="Preeti" w:hAnsi="Preeti" w:cs="Times New Roman"/>
+                <w:sz w:val="28"/>
+                <w:szCs w:val="28"/>
+              </w:rPr>
+              <w:t xml:space="preserve">' k9\g] </w:t>
+            </w:r>
+            <w:proofErr w:type="spellStart"/>
+            <w:r>
+              <w:rPr>
+                <w:rFonts w:ascii="Preeti" w:hAnsi="Preeti" w:cs="Times New Roman"/>
+                <w:sz w:val="28"/>
+                <w:szCs w:val="28"/>
+              </w:rPr>
+              <w:t>sIf</w:t>
+            </w:r>
+            <w:r>
+              <w:rPr>
+                <w:rFonts w:ascii="Preeti" w:hAnsi="Preeti" w:cs="Times New Roman"/>
+                <w:sz w:val="28"/>
+                <w:szCs w:val="28"/>
+              </w:rPr>
+              <w:t>f</w:t>
+            </w:r>
+            <w:r>
+              <w:rPr>
+                <w:rFonts w:ascii="Preeti" w:hAnsi="Preeti" w:cs="Times New Roman"/>
+                <w:sz w:val="28"/>
+                <w:szCs w:val="28"/>
+              </w:rPr>
+              <w:t>sf</w:t>
+            </w:r>
+            <w:proofErr w:type="spellEnd"/>
+            <w:r>
+              <w:rPr>
+                <w:rFonts w:ascii="Preeti" w:hAnsi="Preeti" w:cs="Times New Roman"/>
+                <w:sz w:val="28"/>
+                <w:szCs w:val="28"/>
+              </w:rPr>
+              <w:t xml:space="preserve">] </w:t>
+            </w:r>
+            <w:proofErr w:type="spellStart"/>
+            <w:r>
+              <w:rPr>
+                <w:rFonts w:ascii="Preeti" w:hAnsi="Preeti" w:cs="Times New Roman"/>
+                <w:sz w:val="28"/>
+                <w:szCs w:val="28"/>
+              </w:rPr>
+              <w:t>gfd</w:t>
+            </w:r>
+            <w:proofErr w:type="spellEnd"/>
+            <w:r>
+              <w:rPr>
+                <w:rFonts w:ascii="Preeti" w:hAnsi="Preeti" w:cs="Times New Roman"/>
+                <w:sz w:val="28"/>
+                <w:szCs w:val="28"/>
+              </w:rPr>
+              <w:t xml:space="preserve"> </w:t>
+            </w:r>
+            <w:proofErr w:type="spellStart"/>
+            <w:proofErr w:type="gramStart"/>
+            <w:r>
+              <w:rPr>
+                <w:rFonts w:ascii="Preeti" w:hAnsi="Preeti" w:cs="Times New Roman"/>
+                <w:sz w:val="28"/>
+                <w:szCs w:val="28"/>
+              </w:rPr>
+              <w:t>eGg</w:t>
+            </w:r>
+            <w:proofErr w:type="spellEnd"/>
+            <w:r>
+              <w:rPr>
+                <w:rFonts w:ascii="Preeti" w:hAnsi="Preeti" w:cs="Times New Roman"/>
+                <w:sz w:val="28"/>
+                <w:szCs w:val="28"/>
+              </w:rPr>
+              <w:t xml:space="preserve"> ;S</w:t>
+            </w:r>
+            <w:proofErr w:type="gramEnd"/>
+            <w:r>
+              <w:rPr>
+                <w:rFonts w:ascii="Preeti" w:hAnsi="Preeti" w:cs="Times New Roman"/>
+                <w:sz w:val="28"/>
+                <w:szCs w:val="28"/>
+              </w:rPr>
+              <w:t>5g</w:t>
+            </w:r>
+            <w:proofErr w:type="gramStart"/>
+            <w:r>
+              <w:rPr>
+                <w:rFonts w:ascii="Preeti" w:hAnsi="Preeti" w:cs="Times New Roman"/>
+                <w:sz w:val="28"/>
+                <w:szCs w:val="28"/>
+              </w:rPr>
+              <w:t>\ .</w:t>
+            </w:r>
+            <w:proofErr w:type="gramEnd"/>
           </w:p>
         </w:tc>
         <w:tc>
@@ -5106,22 +5832,123 @@
                 <w:szCs w:val="28"/>
               </w:rPr>
             </w:pPr>
-            <w:r>
-              <w:rPr>
-                <w:rFonts w:ascii="Preeti" w:hAnsi="Preeti"/>
-                <w:sz w:val="28"/>
-                <w:szCs w:val="24"/>
-              </w:rPr>
-              <w:t>cfˆgf</w:t>
-            </w:r>
-            <w:r>
-              <w:rPr>
-                <w:rFonts w:ascii="Preeti" w:hAnsi="Preeti"/>
-                <w:sz w:val="28"/>
-                <w:szCs w:val="24"/>
-              </w:rPr>
-              <w:t>] ljBfnosf] gfd eGg ;S5g\ .</w:t>
-            </w:r>
+            <w:proofErr w:type="spellStart"/>
+            <w:r>
+              <w:rPr>
+                <w:rFonts w:ascii="Preeti" w:hAnsi="Preeti" w:cs="Times New Roman"/>
+                <w:sz w:val="28"/>
+                <w:szCs w:val="28"/>
+              </w:rPr>
+              <w:lastRenderedPageBreak/>
+              <w:t>cfkm</w:t>
+            </w:r>
+            <w:proofErr w:type="spellEnd"/>
+            <w:r>
+              <w:rPr>
+                <w:rFonts w:ascii="Preeti" w:hAnsi="Preeti" w:cs="Times New Roman"/>
+                <w:sz w:val="28"/>
+                <w:szCs w:val="28"/>
+              </w:rPr>
+              <w:t xml:space="preserve">' k9\g] </w:t>
+            </w:r>
+            <w:proofErr w:type="spellStart"/>
+            <w:r>
+              <w:rPr>
+                <w:rFonts w:ascii="Preeti" w:hAnsi="Preeti" w:cs="Times New Roman"/>
+                <w:sz w:val="28"/>
+                <w:szCs w:val="28"/>
+              </w:rPr>
+              <w:t>l</w:t>
+            </w:r>
+            <w:r>
+              <w:rPr>
+                <w:rFonts w:ascii="Preeti" w:hAnsi="Preeti" w:cs="Times New Roman"/>
+                <w:sz w:val="28"/>
+                <w:szCs w:val="28"/>
+              </w:rPr>
+              <w:t>j</w:t>
+            </w:r>
+            <w:r>
+              <w:rPr>
+                <w:rFonts w:ascii="Preeti" w:hAnsi="Preeti" w:cs="Times New Roman"/>
+                <w:sz w:val="28"/>
+                <w:szCs w:val="28"/>
+              </w:rPr>
+              <w:t>Bfno</w:t>
+            </w:r>
+            <w:r>
+              <w:rPr>
+                <w:rFonts w:ascii="Preeti" w:hAnsi="Preeti" w:cs="Times New Roman"/>
+                <w:sz w:val="28"/>
+                <w:szCs w:val="28"/>
+              </w:rPr>
+              <w:t>sf</w:t>
+            </w:r>
+            <w:proofErr w:type="spellEnd"/>
+            <w:r>
+              <w:rPr>
+                <w:rFonts w:ascii="Preeti" w:hAnsi="Preeti" w:cs="Times New Roman"/>
+                <w:sz w:val="28"/>
+                <w:szCs w:val="28"/>
+              </w:rPr>
+              <w:t xml:space="preserve">] </w:t>
+            </w:r>
+            <w:proofErr w:type="spellStart"/>
+            <w:r>
+              <w:rPr>
+                <w:rFonts w:ascii="Preeti" w:hAnsi="Preeti" w:cs="Times New Roman"/>
+                <w:sz w:val="28"/>
+                <w:szCs w:val="28"/>
+              </w:rPr>
+              <w:t>gfd</w:t>
+            </w:r>
+            <w:proofErr w:type="spellEnd"/>
+            <w:r>
+              <w:rPr>
+                <w:rFonts w:ascii="Preeti" w:hAnsi="Preeti" w:cs="Times New Roman"/>
+                <w:sz w:val="28"/>
+                <w:szCs w:val="28"/>
+              </w:rPr>
+              <w:t xml:space="preserve"> </w:t>
+            </w:r>
+            <w:proofErr w:type="spellStart"/>
+            <w:proofErr w:type="gramStart"/>
+            <w:r>
+              <w:rPr>
+                <w:rFonts w:ascii="Preeti" w:hAnsi="Preeti" w:cs="Times New Roman"/>
+                <w:sz w:val="28"/>
+                <w:szCs w:val="28"/>
+              </w:rPr>
+              <w:t>eGg</w:t>
+            </w:r>
+            <w:proofErr w:type="spellEnd"/>
+            <w:r>
+              <w:rPr>
+                <w:rFonts w:ascii="Preeti" w:hAnsi="Preeti" w:cs="Times New Roman"/>
+                <w:sz w:val="28"/>
+                <w:szCs w:val="28"/>
+              </w:rPr>
+              <w:t xml:space="preserve"> ;S</w:t>
+            </w:r>
+            <w:proofErr w:type="gramEnd"/>
+            <w:r>
+              <w:rPr>
+                <w:rFonts w:ascii="Preeti" w:hAnsi="Preeti" w:cs="Times New Roman"/>
+                <w:sz w:val="28"/>
+                <w:szCs w:val="28"/>
+              </w:rPr>
+              <w:t>5g</w:t>
+            </w:r>
+            <w:proofErr w:type="gramStart"/>
+            <w:r>
+              <w:rPr>
+                <w:rFonts w:ascii="Preeti" w:hAnsi="Preeti" w:cs="Times New Roman"/>
+                <w:sz w:val="28"/>
+                <w:szCs w:val="28"/>
+              </w:rPr>
+              <w:t>\ .</w:t>
+            </w:r>
+            <w:proofErr w:type="gramEnd"/>
           </w:p>
         </w:tc>
         <w:tc>
@@ -5158,30 +5985,150 @@
                 <w:szCs w:val="24"/>
               </w:rPr>
             </w:pPr>
-            <w:r>
-              <w:rPr>
-                <w:rFonts w:ascii="Preeti" w:hAnsi="Preeti"/>
-                <w:sz w:val="28"/>
-                <w:szCs w:val="24"/>
-              </w:rPr>
-              <w:t>cfˆgf]</w:t>
-            </w:r>
-            <w:r>
-              <w:rPr>
-                <w:rFonts w:ascii="Preeti" w:hAnsi="Preeti"/>
-                <w:sz w:val="28"/>
-                <w:szCs w:val="24"/>
-              </w:rPr>
-              <w:t xml:space="preserve"> cfdfsf] gfd eGg ;S5g\ </w:t>
-            </w:r>
-            <w:r>
-              <w:rPr>
-                <w:rFonts w:ascii="Preeti" w:hAnsi="Preeti"/>
-                <w:sz w:val="28"/>
-                <w:szCs w:val="24"/>
-              </w:rPr>
-              <w:t>.</w:t>
-            </w:r>
+            <w:proofErr w:type="spellStart"/>
+            <w:r>
+              <w:rPr>
+                <w:rFonts w:ascii="Preeti" w:hAnsi="Preeti" w:cs="Times New Roman"/>
+                <w:sz w:val="28"/>
+                <w:szCs w:val="28"/>
+              </w:rPr>
+              <w:t>c</w:t>
+            </w:r>
+            <w:r>
+              <w:rPr>
+                <w:rFonts w:ascii="Preeti" w:hAnsi="Preeti" w:cs="Times New Roman"/>
+                <w:sz w:val="28"/>
+                <w:szCs w:val="28"/>
+              </w:rPr>
+              <w:t>f</w:t>
+            </w:r>
+            <w:r>
+              <w:rPr>
+                <w:rFonts w:ascii="Preeti" w:hAnsi="Preeti" w:cs="Times New Roman"/>
+                <w:sz w:val="28"/>
+                <w:szCs w:val="28"/>
+              </w:rPr>
+              <w:t>km"</w:t>
+            </w:r>
+            <w:proofErr w:type="gramStart"/>
+            <w:r>
+              <w:rPr>
+                <w:rFonts w:ascii="Preeti" w:hAnsi="Preeti" w:cs="Times New Roman"/>
+                <w:sz w:val="28"/>
+                <w:szCs w:val="28"/>
+              </w:rPr>
+              <w:t>nfO</w:t>
+            </w:r>
+            <w:proofErr w:type="spellEnd"/>
+            <w:r>
+              <w:rPr>
+                <w:rFonts w:ascii="Preeti" w:hAnsi="Preeti" w:cs="Times New Roman"/>
+                <w:sz w:val="28"/>
+                <w:szCs w:val="28"/>
+              </w:rPr>
+              <w:t xml:space="preserve">{ </w:t>
+            </w:r>
+            <w:proofErr w:type="spellStart"/>
+            <w:r>
+              <w:rPr>
+                <w:rFonts w:ascii="Preeti" w:hAnsi="Preeti" w:cs="Times New Roman"/>
+                <w:sz w:val="28"/>
+                <w:szCs w:val="28"/>
+              </w:rPr>
+              <w:t>dgkg</w:t>
+            </w:r>
+            <w:proofErr w:type="spellEnd"/>
+            <w:r>
+              <w:rPr>
+                <w:rFonts w:ascii="Preeti" w:hAnsi="Preeti" w:cs="Times New Roman"/>
+                <w:sz w:val="28"/>
+                <w:szCs w:val="28"/>
+              </w:rPr>
+              <w:t>]{ t</w:t>
+            </w:r>
+            <w:proofErr w:type="gramEnd"/>
+            <w:r>
+              <w:rPr>
+                <w:rFonts w:ascii="Preeti" w:hAnsi="Preeti" w:cs="Times New Roman"/>
+                <w:sz w:val="28"/>
+                <w:szCs w:val="28"/>
+              </w:rPr>
+              <w:t>/sf/</w:t>
+            </w:r>
+            <w:proofErr w:type="spellStart"/>
+            <w:r>
+              <w:rPr>
+                <w:rFonts w:ascii="Preeti" w:hAnsi="Preeti" w:cs="Times New Roman"/>
+                <w:sz w:val="28"/>
+                <w:szCs w:val="28"/>
+              </w:rPr>
+              <w:t>Lsf</w:t>
+            </w:r>
+            <w:proofErr w:type="spellEnd"/>
+            <w:r>
+              <w:rPr>
+                <w:rFonts w:ascii="Preeti" w:hAnsi="Preeti" w:cs="Times New Roman"/>
+                <w:sz w:val="28"/>
+                <w:szCs w:val="28"/>
+              </w:rPr>
+              <w:t xml:space="preserve">] </w:t>
+            </w:r>
+            <w:proofErr w:type="spellStart"/>
+            <w:r>
+              <w:rPr>
+                <w:rFonts w:ascii="Preeti" w:hAnsi="Preeti" w:cs="Times New Roman"/>
+                <w:sz w:val="28"/>
+                <w:szCs w:val="28"/>
+              </w:rPr>
+              <w:t>gfd</w:t>
+            </w:r>
+            <w:proofErr w:type="spellEnd"/>
+            <w:r>
+              <w:rPr>
+                <w:rFonts w:ascii="Preeti" w:hAnsi="Preeti" w:cs="Times New Roman"/>
+                <w:sz w:val="28"/>
+                <w:szCs w:val="28"/>
+              </w:rPr>
+              <w:t xml:space="preserve"> </w:t>
+            </w:r>
+            <w:proofErr w:type="spellStart"/>
+            <w:proofErr w:type="gramStart"/>
+            <w:r>
+              <w:rPr>
+                <w:rFonts w:ascii="Preeti" w:hAnsi="Preeti" w:cs="Times New Roman"/>
+                <w:sz w:val="28"/>
+                <w:szCs w:val="28"/>
+              </w:rPr>
+              <w:t>eGg</w:t>
+            </w:r>
+            <w:proofErr w:type="spellEnd"/>
+            <w:r>
+              <w:rPr>
+                <w:rFonts w:ascii="Preeti" w:hAnsi="Preeti" w:cs="Times New Roman"/>
+                <w:sz w:val="28"/>
+                <w:szCs w:val="28"/>
+              </w:rPr>
+              <w:t xml:space="preserve"> ;S</w:t>
+            </w:r>
+            <w:proofErr w:type="gramEnd"/>
+            <w:r>
+              <w:rPr>
+                <w:rFonts w:ascii="Preeti" w:hAnsi="Preeti" w:cs="Times New Roman"/>
+                <w:sz w:val="28"/>
+                <w:szCs w:val="28"/>
+              </w:rPr>
+              <w:t>5g</w:t>
+            </w:r>
+            <w:proofErr w:type="gramStart"/>
+            <w:r>
+              <w:rPr>
+                <w:rFonts w:ascii="Preeti" w:hAnsi="Preeti" w:cs="Times New Roman"/>
+                <w:sz w:val="28"/>
+                <w:szCs w:val="28"/>
+              </w:rPr>
+              <w:t>\ .</w:t>
+            </w:r>
+            <w:proofErr w:type="gramEnd"/>
           </w:p>
         </w:tc>
         <w:tc>
@@ -5218,30 +6165,106 @@
                 <w:szCs w:val="28"/>
               </w:rPr>
             </w:pPr>
-            <w:r>
-              <w:rPr>
-                <w:rFonts w:ascii="Preeti" w:hAnsi="Preeti"/>
-                <w:sz w:val="28"/>
-                <w:szCs w:val="24"/>
-              </w:rPr>
-              <w:t>cf</w:t>
-            </w:r>
-            <w:r>
-              <w:rPr>
-                <w:rFonts w:ascii="Preeti" w:hAnsi="Preeti"/>
-                <w:sz w:val="28"/>
-                <w:szCs w:val="24"/>
-              </w:rPr>
-              <w:t>km'nfO{ dgkg]{ /ªsf] gfd</w:t>
-            </w:r>
-            <w:r>
-              <w:rPr>
-                <w:rFonts w:ascii="Preeti" w:hAnsi="Preeti"/>
-                <w:sz w:val="28"/>
-                <w:szCs w:val="24"/>
-              </w:rPr>
-              <w:t xml:space="preserve"> eGg ;S5g\ .</w:t>
-            </w:r>
+            <w:proofErr w:type="spellStart"/>
+            <w:r>
+              <w:rPr>
+                <w:rFonts w:ascii="Preeti" w:hAnsi="Preeti" w:cs="Times New Roman"/>
+                <w:sz w:val="28"/>
+                <w:szCs w:val="28"/>
+              </w:rPr>
+              <w:t>xfd|f</w:t>
+            </w:r>
+            <w:proofErr w:type="spellEnd"/>
+            <w:r>
+              <w:rPr>
+                <w:rFonts w:ascii="Preeti" w:hAnsi="Preeti" w:cs="Times New Roman"/>
+                <w:sz w:val="28"/>
+                <w:szCs w:val="28"/>
+              </w:rPr>
+              <w:t>] /f</w:t>
+            </w:r>
+            <w:r>
+              <w:rPr>
+                <w:rFonts w:ascii="Preeti" w:hAnsi="Preeti" w:cs="Times New Roman"/>
+                <w:sz w:val="28"/>
+                <w:szCs w:val="28"/>
+              </w:rPr>
+              <w:t xml:space="preserve">li6«o </w:t>
+            </w:r>
+            <w:proofErr w:type="spellStart"/>
+            <w:r>
+              <w:rPr>
+                <w:rFonts w:ascii="Preeti" w:hAnsi="Preeti" w:cs="Times New Roman"/>
+                <w:sz w:val="28"/>
+                <w:szCs w:val="28"/>
+              </w:rPr>
+              <w:t>km"nsf</w:t>
+            </w:r>
+            <w:proofErr w:type="spellEnd"/>
+            <w:r>
+              <w:rPr>
+                <w:rFonts w:ascii="Preeti" w:hAnsi="Preeti" w:cs="Times New Roman"/>
+                <w:sz w:val="28"/>
+                <w:szCs w:val="28"/>
+              </w:rPr>
+              <w:t xml:space="preserve">] </w:t>
+            </w:r>
+            <w:proofErr w:type="spellStart"/>
+            <w:r>
+              <w:rPr>
+                <w:rFonts w:ascii="Preeti" w:hAnsi="Preeti" w:cs="Times New Roman"/>
+                <w:sz w:val="28"/>
+                <w:szCs w:val="28"/>
+              </w:rPr>
+              <w:t>gfd</w:t>
+            </w:r>
+            <w:proofErr w:type="spellEnd"/>
+            <w:r>
+              <w:rPr>
+                <w:rFonts w:ascii="Preeti" w:hAnsi="Preeti" w:cs="Times New Roman"/>
+                <w:sz w:val="28"/>
+                <w:szCs w:val="28"/>
+              </w:rPr>
+              <w:t xml:space="preserve"> </w:t>
+            </w:r>
+            <w:proofErr w:type="spellStart"/>
+            <w:proofErr w:type="gramStart"/>
+            <w:r>
+              <w:rPr>
+                <w:rFonts w:ascii="Preeti" w:hAnsi="Preeti" w:cs="Times New Roman"/>
+                <w:sz w:val="28"/>
+                <w:szCs w:val="28"/>
+              </w:rPr>
+              <w:t>eGg</w:t>
+            </w:r>
+            <w:proofErr w:type="spellEnd"/>
+            <w:r>
+              <w:rPr>
+                <w:rFonts w:ascii="Preeti" w:hAnsi="Preeti" w:cs="Times New Roman"/>
+                <w:sz w:val="28"/>
+                <w:szCs w:val="28"/>
+              </w:rPr>
+              <w:t xml:space="preserve"> ;S</w:t>
+            </w:r>
+            <w:proofErr w:type="gramEnd"/>
+            <w:r>
+              <w:rPr>
+                <w:rFonts w:ascii="Preeti" w:hAnsi="Preeti" w:cs="Times New Roman"/>
+                <w:sz w:val="28"/>
+                <w:szCs w:val="28"/>
+              </w:rPr>
+              <w:t>5g</w:t>
+            </w:r>
+            <w:proofErr w:type="gramStart"/>
+            <w:r>
+              <w:rPr>
+                <w:rFonts w:ascii="Preeti" w:hAnsi="Preeti" w:cs="Times New Roman"/>
+                <w:sz w:val="28"/>
+                <w:szCs w:val="28"/>
+              </w:rPr>
+              <w:t>\ .</w:t>
+            </w:r>
+            <w:proofErr w:type="gramEnd"/>
           </w:p>
         </w:tc>
         <w:tc>
@@ -5278,22 +6301,88 @@
                 <w:szCs w:val="28"/>
               </w:rPr>
             </w:pPr>
-            <w:r>
-              <w:rPr>
-                <w:rFonts w:ascii="Preeti" w:hAnsi="Preeti"/>
-                <w:sz w:val="28"/>
-                <w:szCs w:val="24"/>
-              </w:rPr>
-              <w:t>cfk'mnfO{ dgkg]{ kmnk'mnsf] gfd eGg</w:t>
-            </w:r>
-            <w:r>
-              <w:rPr>
-                <w:rFonts w:ascii="Preeti" w:hAnsi="Preeti"/>
-                <w:sz w:val="28"/>
-                <w:szCs w:val="24"/>
-              </w:rPr>
-              <w:t xml:space="preserve"> ;S5g\ .</w:t>
-            </w:r>
+            <w:proofErr w:type="spellStart"/>
+            <w:r>
+              <w:rPr>
+                <w:rFonts w:ascii="Preeti" w:hAnsi="Preeti" w:cs="Times New Roman"/>
+                <w:sz w:val="28"/>
+                <w:szCs w:val="28"/>
+              </w:rPr>
+              <w:t>lbOPsf</w:t>
+            </w:r>
+            <w:proofErr w:type="spellEnd"/>
+            <w:r>
+              <w:rPr>
+                <w:rFonts w:ascii="Preeti" w:hAnsi="Preeti" w:cs="Times New Roman"/>
+                <w:sz w:val="28"/>
+                <w:szCs w:val="28"/>
+              </w:rPr>
+              <w:t>]</w:t>
+            </w:r>
+            <w:r>
+              <w:rPr>
+                <w:rFonts w:ascii="Preeti" w:hAnsi="Preeti" w:cs="Times New Roman"/>
+                <w:sz w:val="28"/>
+                <w:szCs w:val="28"/>
+              </w:rPr>
+              <w:t xml:space="preserve"> </w:t>
+            </w:r>
+            <w:proofErr w:type="spellStart"/>
+            <w:r>
+              <w:rPr>
+                <w:rFonts w:ascii="Preeti" w:hAnsi="Preeti" w:cs="Times New Roman"/>
+                <w:sz w:val="28"/>
+                <w:szCs w:val="28"/>
+              </w:rPr>
+              <w:t>cIf</w:t>
+            </w:r>
+            <w:proofErr w:type="spellEnd"/>
+            <w:r>
+              <w:rPr>
+                <w:rFonts w:ascii="Preeti" w:hAnsi="Preeti" w:cs="Times New Roman"/>
+                <w:sz w:val="28"/>
+                <w:szCs w:val="28"/>
+              </w:rPr>
+              <w:t xml:space="preserve">/x¿ </w:t>
+            </w:r>
+            <w:proofErr w:type="spellStart"/>
+            <w:proofErr w:type="gramStart"/>
+            <w:r>
+              <w:rPr>
+                <w:rFonts w:ascii="Preeti" w:hAnsi="Preeti" w:cs="Times New Roman"/>
+                <w:sz w:val="28"/>
+                <w:szCs w:val="28"/>
+              </w:rPr>
+              <w:t>eGg</w:t>
+            </w:r>
+            <w:proofErr w:type="spellEnd"/>
+            <w:r>
+              <w:rPr>
+                <w:rFonts w:ascii="Preeti" w:hAnsi="Preeti" w:cs="Times New Roman"/>
+                <w:sz w:val="28"/>
+                <w:szCs w:val="28"/>
+              </w:rPr>
+              <w:t xml:space="preserve"> ;S</w:t>
+            </w:r>
+            <w:proofErr w:type="gramEnd"/>
+            <w:r>
+              <w:rPr>
+                <w:rFonts w:ascii="Preeti" w:hAnsi="Preeti" w:cs="Times New Roman"/>
+                <w:sz w:val="28"/>
+                <w:szCs w:val="28"/>
+              </w:rPr>
+              <w:t>5g</w:t>
+            </w:r>
+            <w:proofErr w:type="gramStart"/>
+            <w:r>
+              <w:rPr>
+                <w:rFonts w:ascii="Preeti" w:hAnsi="Preeti" w:cs="Times New Roman"/>
+                <w:sz w:val="28"/>
+                <w:szCs w:val="28"/>
+              </w:rPr>
+              <w:t>\ .</w:t>
+            </w:r>
+            <w:proofErr w:type="gramEnd"/>
           </w:p>
         </w:tc>
         <w:tc>
@@ -5330,74 +6419,98 @@
                 <w:szCs w:val="28"/>
               </w:rPr>
             </w:pPr>
-            <w:r>
-              <w:rPr>
-                <w:rFonts w:ascii="Preeti" w:hAnsi="Preeti"/>
-                <w:sz w:val="28"/>
-                <w:szCs w:val="24"/>
-              </w:rPr>
-              <w:t xml:space="preserve">lbOPsf </w:t>
-            </w:r>
-            <w:r>
-              <w:rPr>
-                <w:rFonts w:ascii="Preeti" w:hAnsi="Preeti"/>
-                <w:sz w:val="28"/>
-                <w:szCs w:val="24"/>
-              </w:rPr>
-              <w:t>cIf/x? eGg</w:t>
-            </w:r>
-            <w:r>
-              <w:rPr>
-                <w:rFonts w:ascii="Preeti" w:hAnsi="Preeti"/>
-                <w:sz w:val="28"/>
-                <w:szCs w:val="24"/>
-              </w:rPr>
-              <w:t xml:space="preserve"> ;S5g\ .</w:t>
-            </w:r>
-          </w:p>
-        </w:tc>
-        <w:tc>
-          <w:tcPr>
-            <w:tcW w:w="779" w:type="pct"/>
-          </w:tcPr>
-          <w:p>
-            <w:pPr>
-              <w:rPr>
-                <w:rFonts w:ascii="Preeti" w:hAnsi="Preeti" w:cs="Times New Roman"/>
-                <w:sz w:val="32"/>
-                <w:szCs w:val="28"/>
-              </w:rPr>
-            </w:pPr>
-          </w:p>
-        </w:tc>
-      </w:tr>
-      <w:tr>
-        <w:tc>
-          <w:tcPr>
-            <w:tcW w:w="4221" w:type="pct"/>
-          </w:tcPr>
-          <w:p>
-            <w:pPr>
-              <w:pStyle w:val="ListParagraph"/>
-              <w:numPr>
-                <w:ilvl w:val="0"/>
-                <w:numId w:val="2"/>
-              </w:numPr>
-              <w:ind w:left="252" w:hanging="252"/>
-              <w:rPr>
-                <w:rFonts w:ascii="Preeti" w:hAnsi="Preeti"/>
-                <w:sz w:val="28"/>
-                <w:szCs w:val="24"/>
-              </w:rPr>
-            </w:pPr>
-            <w:r>
-              <w:rPr>
-                <w:rFonts w:ascii="Preeti" w:hAnsi="Preeti"/>
-                <w:sz w:val="28"/>
-                <w:szCs w:val="24"/>
-              </w:rPr>
-              <w:t>lbOPsf lrqx?sf] gfd eGg ;S5g\ .</w:t>
-            </w:r>
+            <w:proofErr w:type="spellStart"/>
+            <w:r>
+              <w:rPr>
+                <w:rFonts w:ascii="Preeti" w:hAnsi="Preeti" w:cs="Times New Roman"/>
+                <w:sz w:val="28"/>
+                <w:szCs w:val="28"/>
+              </w:rPr>
+              <w:t>lbOPsf</w:t>
+            </w:r>
+            <w:proofErr w:type="spellEnd"/>
+            <w:r>
+              <w:rPr>
+                <w:rFonts w:ascii="Preeti" w:hAnsi="Preeti" w:cs="Times New Roman"/>
+                <w:sz w:val="28"/>
+                <w:szCs w:val="28"/>
+              </w:rPr>
+              <w:t xml:space="preserve">] </w:t>
+            </w:r>
+            <w:proofErr w:type="spellStart"/>
+            <w:r>
+              <w:rPr>
+                <w:rFonts w:ascii="Preeti" w:hAnsi="Preeti" w:cs="Times New Roman"/>
+                <w:sz w:val="28"/>
+                <w:szCs w:val="28"/>
+              </w:rPr>
+              <w:t>lrqx¿sf</w:t>
+            </w:r>
+            <w:proofErr w:type="spellEnd"/>
+            <w:r>
+              <w:rPr>
+                <w:rFonts w:ascii="Preeti" w:hAnsi="Preeti" w:cs="Times New Roman"/>
+                <w:sz w:val="28"/>
+                <w:szCs w:val="28"/>
+              </w:rPr>
+              <w:t xml:space="preserve">] </w:t>
+            </w:r>
+            <w:proofErr w:type="spellStart"/>
+            <w:r>
+              <w:rPr>
+                <w:rFonts w:ascii="Preeti" w:hAnsi="Preeti" w:cs="Times New Roman"/>
+                <w:sz w:val="28"/>
+                <w:szCs w:val="28"/>
+              </w:rPr>
+              <w:t>gfd</w:t>
+            </w:r>
+            <w:proofErr w:type="spellEnd"/>
+            <w:r>
+              <w:rPr>
+                <w:rFonts w:ascii="Preeti" w:hAnsi="Preeti" w:cs="Times New Roman"/>
+                <w:sz w:val="28"/>
+                <w:szCs w:val="28"/>
+              </w:rPr>
+              <w:t xml:space="preserve"> </w:t>
+            </w:r>
+            <w:proofErr w:type="spellStart"/>
+            <w:proofErr w:type="gramStart"/>
+            <w:r>
+              <w:rPr>
+                <w:rFonts w:ascii="Preeti" w:hAnsi="Preeti" w:cs="Times New Roman"/>
+                <w:sz w:val="28"/>
+                <w:szCs w:val="28"/>
+              </w:rPr>
+              <w:t>eGg</w:t>
+            </w:r>
+            <w:proofErr w:type="spellEnd"/>
+            <w:r>
+              <w:rPr>
+                <w:rFonts w:ascii="Preeti" w:hAnsi="Preeti" w:cs="Times New Roman"/>
+                <w:sz w:val="28"/>
+                <w:szCs w:val="28"/>
+              </w:rPr>
+              <w:t xml:space="preserve"> ;S</w:t>
+            </w:r>
+            <w:proofErr w:type="gramEnd"/>
+            <w:r>
+              <w:rPr>
+                <w:rFonts w:ascii="Preeti" w:hAnsi="Preeti" w:cs="Times New Roman"/>
+                <w:sz w:val="28"/>
+                <w:szCs w:val="28"/>
+              </w:rPr>
+              <w:t>5g</w:t>
+            </w:r>
+            <w:proofErr w:type="gramStart"/>
+            <w:r>
+              <w:rPr>
+                <w:rFonts w:ascii="Preeti" w:hAnsi="Preeti" w:cs="Times New Roman"/>
+                <w:sz w:val="28"/>
+                <w:szCs w:val="28"/>
+              </w:rPr>
+              <w:t>\ .</w:t>
+            </w:r>
+            <w:proofErr w:type="gramEnd"/>
           </w:p>
         </w:tc>
         <w:tc>
@@ -5656,23 +6769,23 @@
                 <w:sz w:val="26"/>
                 <w:szCs w:val="26"/>
               </w:rPr>
-              <w:t>Can circle the same</w:t>
-            </w:r>
-            <w:r>
-              <w:rPr>
-                <w:rFonts w:ascii="Times New Roman" w:hAnsi="Times New Roman" w:cs="Times New Roman"/>
-                <w:sz w:val="26"/>
-                <w:szCs w:val="26"/>
-              </w:rPr>
-              <w:t xml:space="preserve"> Devanagari</w:t>
-            </w:r>
-            <w:r>
-              <w:rPr>
-                <w:rFonts w:ascii="Times New Roman" w:hAnsi="Times New Roman" w:cs="Times New Roman"/>
-                <w:sz w:val="26"/>
-                <w:szCs w:val="26"/>
-              </w:rPr>
-              <w:t xml:space="preserve"> numbers.</w:t>
+              <w:t>Can circle the Dev</w:t>
+            </w:r>
+            <w:r>
+              <w:rPr>
+                <w:rFonts w:ascii="Times New Roman" w:hAnsi="Times New Roman" w:cs="Times New Roman"/>
+                <w:sz w:val="26"/>
+                <w:szCs w:val="26"/>
+              </w:rPr>
+              <w:t>a</w:t>
+            </w:r>
+            <w:r>
+              <w:rPr>
+                <w:rFonts w:ascii="Times New Roman" w:hAnsi="Times New Roman" w:cs="Times New Roman"/>
+                <w:sz w:val="26"/>
+                <w:szCs w:val="26"/>
+              </w:rPr>
+              <w:t>nagari numbers.</w:t>
             </w:r>
           </w:p>
         </w:tc>
@@ -5716,15 +6829,7 @@
                 <w:sz w:val="26"/>
                 <w:szCs w:val="26"/>
               </w:rPr>
-              <w:t xml:space="preserve">Can write </w:t>
-            </w:r>
-            <w:r>
-              <w:rPr>
-                <w:rFonts w:ascii="Times New Roman" w:hAnsi="Times New Roman" w:cs="Times New Roman"/>
-                <w:sz w:val="26"/>
-                <w:szCs w:val="26"/>
-              </w:rPr>
-              <w:t>what comes after.</w:t>
+              <w:t>Can write the number (14 to 20).</w:t>
             </w:r>
           </w:p>
         </w:tc>
@@ -5768,15 +6873,7 @@
                 <w:sz w:val="26"/>
                 <w:szCs w:val="26"/>
               </w:rPr>
-              <w:t xml:space="preserve">Can </w:t>
-            </w:r>
-            <w:r>
-              <w:rPr>
-                <w:rFonts w:ascii="Times New Roman" w:hAnsi="Times New Roman" w:cs="Times New Roman"/>
-                <w:sz w:val="26"/>
-                <w:szCs w:val="26"/>
-              </w:rPr>
-              <w:t>count the pictures and color the correct number.</w:t>
+              <w:t>Can write what comes before?</w:t>
             </w:r>
           </w:p>
         </w:tc>
@@ -5820,15 +6917,7 @@
                 <w:sz w:val="26"/>
                 <w:szCs w:val="26"/>
               </w:rPr>
-              <w:t xml:space="preserve">Can </w:t>
-            </w:r>
-            <w:r>
-              <w:rPr>
-                <w:rFonts w:ascii="Times New Roman" w:hAnsi="Times New Roman" w:cs="Times New Roman"/>
-                <w:sz w:val="26"/>
-                <w:szCs w:val="26"/>
-              </w:rPr>
-              <w:t>match the number with pictures.</w:t>
+              <w:t>Can write what comes after?</w:t>
             </w:r>
           </w:p>
         </w:tc>
@@ -5872,15 +6961,7 @@
                 <w:sz w:val="26"/>
                 <w:szCs w:val="26"/>
               </w:rPr>
-              <w:t xml:space="preserve">Can </w:t>
-            </w:r>
-            <w:r>
-              <w:rPr>
-                <w:rFonts w:ascii="Times New Roman" w:hAnsi="Times New Roman" w:cs="Times New Roman"/>
-                <w:sz w:val="26"/>
-                <w:szCs w:val="26"/>
-              </w:rPr>
-              <w:t>write the numbers (10-15)</w:t>
+              <w:t>Can circle the same Devnagari numbers.</w:t>
             </w:r>
           </w:p>
         </w:tc>
@@ -5924,7 +7005,7 @@
                 <w:sz w:val="26"/>
                 <w:szCs w:val="26"/>
               </w:rPr>
-              <w:t>Can circle the number ‘10’.</w:t>
+              <w:t>Can count and write the numbers.</w:t>
             </w:r>
           </w:p>
         </w:tc>
@@ -5968,23 +7049,69 @@
                 <w:sz w:val="26"/>
                 <w:szCs w:val="26"/>
               </w:rPr>
+              <w:t>Can complete the Devnagari numbers.</w:t>
+            </w:r>
+          </w:p>
+        </w:tc>
+        <w:tc>
+          <w:tcPr>
+            <w:tcW w:w="778" w:type="pct"/>
+          </w:tcPr>
+          <w:p>
+            <w:pPr>
+              <w:rPr>
+                <w:rFonts w:ascii="Times New Roman" w:hAnsi="Times New Roman" w:cs="Times New Roman"/>
+                <w:sz w:val="26"/>
+                <w:szCs w:val="26"/>
+              </w:rPr>
+            </w:pPr>
+          </w:p>
+        </w:tc>
+      </w:tr>
+      <w:tr>
+        <w:tc>
+          <w:tcPr>
+            <w:tcW w:w="4222" w:type="pct"/>
+          </w:tcPr>
+          <w:p>
+            <w:pPr>
+              <w:pStyle w:val="ListParagraph"/>
+              <w:numPr>
+                <w:ilvl w:val="0"/>
+                <w:numId w:val="1"/>
+              </w:numPr>
+              <w:ind w:left="270" w:hanging="270"/>
+              <w:rPr>
+                <w:rFonts w:ascii="Times New Roman" w:hAnsi="Times New Roman" w:cs="Times New Roman"/>
+                <w:sz w:val="26"/>
+                <w:szCs w:val="26"/>
+              </w:rPr>
+            </w:pPr>
+            <w:r>
+              <w:rPr>
+                <w:rFonts w:ascii="Times New Roman" w:hAnsi="Times New Roman" w:cs="Times New Roman"/>
+                <w:sz w:val="26"/>
+                <w:szCs w:val="26"/>
+              </w:rPr>
               <w:t xml:space="preserve">Can </w:t>
             </w:r>
-            <w:r>
-              <w:rPr>
-                <w:rFonts w:ascii="Times New Roman" w:hAnsi="Times New Roman" w:cs="Times New Roman"/>
-                <w:sz w:val="26"/>
-                <w:szCs w:val="26"/>
-              </w:rPr>
-              <w:t>color the shapes</w:t>
-            </w:r>
-            <w:r>
-              <w:rPr>
-                <w:rFonts w:ascii="Times New Roman" w:hAnsi="Times New Roman" w:cs="Times New Roman"/>
-                <w:sz w:val="26"/>
-                <w:szCs w:val="26"/>
-              </w:rPr>
-              <w:t>.</w:t>
+            <w:proofErr w:type="spellStart"/>
+            <w:r>
+              <w:rPr>
+                <w:rFonts w:ascii="Times New Roman" w:hAnsi="Times New Roman" w:cs="Times New Roman"/>
+                <w:sz w:val="26"/>
+                <w:szCs w:val="26"/>
+              </w:rPr>
+              <w:t>colour</w:t>
+            </w:r>
+            <w:proofErr w:type="spellEnd"/>
+            <w:r>
+              <w:rPr>
+                <w:rFonts w:ascii="Times New Roman" w:hAnsi="Times New Roman" w:cs="Times New Roman"/>
+                <w:sz w:val="26"/>
+                <w:szCs w:val="26"/>
+              </w:rPr>
+              <w:t xml:space="preserve"> the Shapes.</w:t>
             </w:r>
           </w:p>
         </w:tc>
@@ -6082,7 +7209,7 @@
                 <w:sz w:val="26"/>
                 <w:szCs w:val="26"/>
               </w:rPr>
-              <w:t>Can say how she/he is.</w:t>
+              <w:t>Can say their name.</w:t>
             </w:r>
           </w:p>
         </w:tc>
@@ -6126,31 +7253,7 @@
                 <w:sz w:val="26"/>
                 <w:szCs w:val="26"/>
               </w:rPr>
-              <w:t xml:space="preserve">Can </w:t>
-            </w:r>
-            <w:r>
-              <w:rPr>
-                <w:rFonts w:ascii="Times New Roman" w:hAnsi="Times New Roman" w:cs="Times New Roman"/>
-                <w:sz w:val="26"/>
-                <w:szCs w:val="26"/>
-              </w:rPr>
-              <w:t>say the</w:t>
-            </w:r>
-            <w:r>
-              <w:rPr>
-                <w:rFonts w:ascii="Times New Roman" w:hAnsi="Times New Roman" w:cs="Times New Roman"/>
-                <w:sz w:val="26"/>
-                <w:szCs w:val="26"/>
-              </w:rPr>
-              <w:t>ir</w:t>
-            </w:r>
-            <w:r>
-              <w:rPr>
-                <w:rFonts w:ascii="Times New Roman" w:hAnsi="Times New Roman" w:cs="Times New Roman"/>
-                <w:sz w:val="26"/>
-                <w:szCs w:val="26"/>
-              </w:rPr>
-              <w:t xml:space="preserve"> name.</w:t>
+              <w:t>Can say how are you?</w:t>
             </w:r>
           </w:p>
         </w:tc>
@@ -6194,7 +7297,7 @@
                 <w:sz w:val="26"/>
                 <w:szCs w:val="26"/>
               </w:rPr>
-              <w:t>Can say the school’s name.</w:t>
+              <w:t>Can say in which class she/he reads.</w:t>
             </w:r>
           </w:p>
         </w:tc>
@@ -6238,23 +7341,7 @@
                 <w:sz w:val="26"/>
                 <w:szCs w:val="26"/>
               </w:rPr>
-              <w:t xml:space="preserve">Can say (1 to </w:t>
-            </w:r>
-            <w:r>
-              <w:rPr>
-                <w:rFonts w:ascii="Times New Roman" w:hAnsi="Times New Roman" w:cs="Times New Roman"/>
-                <w:sz w:val="26"/>
-                <w:szCs w:val="26"/>
-              </w:rPr>
-              <w:t>2</w:t>
-            </w:r>
-            <w:r>
-              <w:rPr>
-                <w:rFonts w:ascii="Times New Roman" w:hAnsi="Times New Roman" w:cs="Times New Roman"/>
-                <w:sz w:val="26"/>
-                <w:szCs w:val="26"/>
-              </w:rPr>
-              <w:t>0).</w:t>
+              <w:t>Can say how old are you?</w:t>
             </w:r>
           </w:p>
         </w:tc>
@@ -6299,63 +7386,7 @@
                 <w:sz w:val="26"/>
                 <w:szCs w:val="26"/>
               </w:rPr>
-              <w:t>Can say (</w:t>
-            </w:r>
-            <w:r>
-              <w:rPr>
-                <w:rFonts w:ascii="Preeti" w:hAnsi="Preeti" w:cs="Times New Roman"/>
-                <w:sz w:val="26"/>
-                <w:szCs w:val="26"/>
-              </w:rPr>
-              <w:t>!</w:t>
-            </w:r>
-            <w:r>
-              <w:rPr>
-                <w:rFonts w:ascii="Times New Roman" w:hAnsi="Times New Roman" w:cs="Times New Roman"/>
-                <w:sz w:val="26"/>
-                <w:szCs w:val="26"/>
-              </w:rPr>
-              <w:t xml:space="preserve"> </w:t>
-            </w:r>
-            <w:r>
-              <w:rPr>
-                <w:rFonts w:ascii="Times New Roman" w:hAnsi="Times New Roman" w:cs="Times New Roman"/>
-                <w:sz w:val="26"/>
-                <w:szCs w:val="26"/>
-              </w:rPr>
-              <w:t>-</w:t>
-            </w:r>
-            <w:r>
-              <w:rPr>
-                <w:rFonts w:ascii="Times New Roman" w:hAnsi="Times New Roman" w:cs="Times New Roman"/>
-                <w:sz w:val="26"/>
-                <w:szCs w:val="26"/>
-              </w:rPr>
-              <w:t xml:space="preserve"> </w:t>
-            </w:r>
-            <w:r>
-              <w:rPr>
-                <w:rFonts w:ascii="Preeti" w:hAnsi="Preeti" w:cs="Times New Roman"/>
-                <w:sz w:val="26"/>
-                <w:szCs w:val="26"/>
-              </w:rPr>
-              <w:t>@</w:t>
-            </w:r>
-            <w:r>
-              <w:rPr>
-                <w:rFonts w:ascii="Preeti" w:hAnsi="Preeti" w:cs="Times New Roman"/>
-                <w:sz w:val="26"/>
-                <w:szCs w:val="26"/>
-              </w:rPr>
-              <w:t>)</w:t>
-            </w:r>
-            <w:r>
-              <w:rPr>
-                <w:rFonts w:ascii="Times New Roman" w:hAnsi="Times New Roman" w:cs="Times New Roman"/>
-                <w:sz w:val="26"/>
-                <w:szCs w:val="26"/>
-              </w:rPr>
-              <w:t>)</w:t>
+              <w:t>Can say (1 to 30)</w:t>
             </w:r>
           </w:p>
         </w:tc>
@@ -6403,7 +7434,39 @@
                 <w:sz w:val="26"/>
                 <w:szCs w:val="26"/>
               </w:rPr>
-              <w:t>Can say class teacher’s name.</w:t>
+              <w:t>Can say (</w:t>
+            </w:r>
+            <w:r>
+              <w:rPr>
+                <w:rFonts w:ascii="Preeti" w:hAnsi="Preeti" w:cs="Times New Roman"/>
+                <w:sz w:val="26"/>
+                <w:szCs w:val="26"/>
+              </w:rPr>
+              <w:t xml:space="preserve">! </w:t>
+            </w:r>
+            <w:r>
+              <w:rPr>
+                <w:rFonts w:ascii="Times New Roman" w:hAnsi="Times New Roman" w:cs="Times New Roman"/>
+                <w:sz w:val="26"/>
+                <w:szCs w:val="26"/>
+              </w:rPr>
+              <w:t>-</w:t>
+            </w:r>
+            <w:r>
+              <w:rPr>
+                <w:rFonts w:ascii="Preeti" w:hAnsi="Preeti" w:cs="Times New Roman"/>
+                <w:sz w:val="26"/>
+                <w:szCs w:val="26"/>
+              </w:rPr>
+              <w:t xml:space="preserve"> @)</w:t>
+            </w:r>
+            <w:r>
+              <w:rPr>
+                <w:rFonts w:ascii="Times New Roman" w:hAnsi="Times New Roman" w:cs="Times New Roman"/>
+                <w:sz w:val="26"/>
+                <w:szCs w:val="26"/>
+              </w:rPr>
+              <w:t>)</w:t>
             </w:r>
           </w:p>
         </w:tc>
@@ -6528,11 +7591,14 @@
     </w:tbl>
     <w:p>
       <w:pPr>
+        <w:spacing w:after="0"/>
         <w:jc w:val="center"/>
         <w:rPr>
           <w:rFonts w:ascii="Times New Roman" w:hAnsi="Times New Roman" w:cs="Times New Roman"/>
+          <w:b/>
+          <w:caps/>
           <w:sz w:val="24"/>
-          <w:szCs w:val="16"/>
+          <w:szCs w:val="24"/>
         </w:rPr>
       </w:pPr>
     </w:p>
@@ -6646,15 +7712,7 @@
                 <w:sz w:val="24"/>
                 <w:szCs w:val="24"/>
               </w:rPr>
-              <w:t>Can perform yoga and</w:t>
-            </w:r>
-            <w:r>
-              <w:rPr>
-                <w:rFonts w:ascii="Times New Roman" w:hAnsi="Times New Roman" w:cs="Times New Roman"/>
-                <w:sz w:val="24"/>
-                <w:szCs w:val="24"/>
-              </w:rPr>
-              <w:t xml:space="preserve"> meditation.</w:t>
+              <w:t>Can perform Yoga and meditation.</w:t>
             </w:r>
           </w:p>
         </w:tc>
@@ -6702,7 +7760,25 @@
                 <w:sz w:val="24"/>
                 <w:szCs w:val="24"/>
               </w:rPr>
-              <w:t>Can dance (Alphabet dance)</w:t>
+              <w:t>Can dance (Alphabet/</w:t>
+            </w:r>
+            <w:proofErr w:type="spellStart"/>
+            <w:r>
+              <w:rPr>
+                <w:rFonts w:ascii="Times New Roman" w:hAnsi="Times New Roman" w:cs="Times New Roman"/>
+                <w:sz w:val="24"/>
+                <w:szCs w:val="24"/>
+              </w:rPr>
+              <w:t>Ramsam</w:t>
+            </w:r>
+            <w:proofErr w:type="spellEnd"/>
+            <w:r>
+              <w:rPr>
+                <w:rFonts w:ascii="Times New Roman" w:hAnsi="Times New Roman" w:cs="Times New Roman"/>
+                <w:sz w:val="24"/>
+                <w:szCs w:val="24"/>
+              </w:rPr>
+              <w:t xml:space="preserve"> sam song)</w:t>
             </w:r>
           </w:p>
         </w:tc>
@@ -6822,6 +7898,32 @@
         </w:tc>
       </w:tr>
     </w:tbl>
+    <w:p>
+      <w:pPr>
+        <w:spacing w:after="0" w:line="240" w:lineRule="auto"/>
+        <w:jc w:val="center"/>
+        <w:rPr>
+          <w:rFonts w:ascii="Times New Roman" w:hAnsi="Times New Roman" w:cs="Times New Roman"/>
+          <w:b/>
+          <w:caps/>
+          <w:sz w:val="24"/>
+          <w:szCs w:val="24"/>
+        </w:rPr>
+      </w:pPr>
+    </w:p>
+    <w:p>
+      <w:pPr>
+        <w:spacing w:after="0" w:line="240" w:lineRule="auto"/>
+        <w:jc w:val="center"/>
+        <w:rPr>
+          <w:rFonts w:ascii="Times New Roman" w:hAnsi="Times New Roman" w:cs="Times New Roman"/>
+          <w:b/>
+          <w:caps/>
+          <w:sz w:val="24"/>
+          <w:szCs w:val="24"/>
+        </w:rPr>
+      </w:pPr>
+    </w:p>
     <w:p>
       <w:pPr>
         <w:spacing w:after="0" w:line="240" w:lineRule="auto"/>
@@ -6933,7 +8035,25 @@
                 <w:sz w:val="24"/>
                 <w:szCs w:val="24"/>
               </w:rPr>
-              <w:t>Can colour the picture.</w:t>
+              <w:t xml:space="preserve">Can </w:t>
+            </w:r>
+            <w:proofErr w:type="spellStart"/>
+            <w:r>
+              <w:rPr>
+                <w:rFonts w:ascii="Times New Roman" w:hAnsi="Times New Roman" w:cs="Times New Roman"/>
+                <w:sz w:val="24"/>
+                <w:szCs w:val="24"/>
+              </w:rPr>
+              <w:t>colour</w:t>
+            </w:r>
+            <w:proofErr w:type="spellEnd"/>
+            <w:r>
+              <w:rPr>
+                <w:rFonts w:ascii="Times New Roman" w:hAnsi="Times New Roman" w:cs="Times New Roman"/>
+                <w:sz w:val="24"/>
+                <w:szCs w:val="24"/>
+              </w:rPr>
+              <w:t xml:space="preserve"> the pictures.</w:t>
             </w:r>
           </w:p>
         </w:tc>
@@ -7003,6 +8123,19 @@
         </w:tc>
       </w:tr>
     </w:tbl>
+    <w:p>
+      <w:pPr>
+        <w:spacing w:after="0" w:line="240" w:lineRule="auto"/>
+        <w:jc w:val="center"/>
+        <w:rPr>
+          <w:rFonts w:ascii="Times New Roman" w:hAnsi="Times New Roman" w:cs="Times New Roman"/>
+          <w:b/>
+          <w:caps/>
+          <w:sz w:val="28"/>
+          <w:szCs w:val="28"/>
+        </w:rPr>
+      </w:pPr>
+    </w:p>
     <w:p>
       <w:pPr>
         <w:spacing w:after="0" w:line="240" w:lineRule="auto"/>
@@ -7379,15 +8512,7 @@
                 <w:sz w:val="24"/>
                 <w:szCs w:val="24"/>
               </w:rPr>
-              <w:t>A</w:t>
-            </w:r>
-            <w:r>
-              <w:rPr>
-                <w:rFonts w:ascii="Times New Roman" w:hAnsi="Times New Roman" w:cs="Times New Roman"/>
-                <w:sz w:val="24"/>
-                <w:szCs w:val="24"/>
-              </w:rPr>
-              <w:t xml:space="preserve"> collect the Balls in the Basket Game.</w:t>
+              <w:t>Hot potato ball passing game.</w:t>
             </w:r>
           </w:p>
         </w:tc>
@@ -7433,7 +8558,7 @@
                 <w:sz w:val="24"/>
                 <w:szCs w:val="24"/>
               </w:rPr>
-              <w:t>Ball passing.</w:t>
+              <w:t>Transfer Beans</w:t>
             </w:r>
           </w:p>
         </w:tc>
@@ -7478,15 +8603,7 @@
                 <w:sz w:val="24"/>
                 <w:szCs w:val="24"/>
               </w:rPr>
-              <w:t>Sha</w:t>
-            </w:r>
-            <w:r>
-              <w:rPr>
-                <w:rFonts w:ascii="Times New Roman" w:hAnsi="Times New Roman" w:cs="Times New Roman"/>
-                <w:sz w:val="24"/>
-                <w:szCs w:val="24"/>
-              </w:rPr>
-              <w:t>pe matching activities.</w:t>
+              <w:t>Cleaning the classroom</w:t>
             </w:r>
           </w:p>
         </w:tc>
@@ -7531,7 +8648,7 @@
                 <w:sz w:val="24"/>
                 <w:szCs w:val="24"/>
               </w:rPr>
-              <w:t>Letter matching game.</w:t>
+              <w:t>Singing and dancing</w:t>
             </w:r>
           </w:p>
         </w:tc>
@@ -7576,7 +8693,7 @@
                 <w:sz w:val="24"/>
                 <w:szCs w:val="24"/>
               </w:rPr>
-              <w:t>Finger painting.</w:t>
+              <w:t>Ball passing</w:t>
             </w:r>
           </w:p>
         </w:tc>
@@ -7621,23 +8738,7 @@
                 <w:sz w:val="24"/>
                 <w:szCs w:val="24"/>
               </w:rPr>
-              <w:t xml:space="preserve">Take part in outdoor </w:t>
-            </w:r>
-            <w:r>
-              <w:rPr>
-                <w:rFonts w:ascii="Times New Roman" w:hAnsi="Times New Roman" w:cs="Times New Roman"/>
-                <w:sz w:val="24"/>
-                <w:szCs w:val="24"/>
-              </w:rPr>
-              <w:t>activities</w:t>
-            </w:r>
-            <w:r>
-              <w:rPr>
-                <w:rFonts w:ascii="Times New Roman" w:hAnsi="Times New Roman" w:cs="Times New Roman"/>
-                <w:sz w:val="24"/>
-                <w:szCs w:val="24"/>
-              </w:rPr>
-              <w:t>.</w:t>
+              <w:t>Handkerchief hide and seek</w:t>
             </w:r>
           </w:p>
         </w:tc>
@@ -7669,19 +8770,20 @@
                 <w:ilvl w:val="0"/>
                 <w:numId w:val="1"/>
               </w:numPr>
-              <w:rPr>
-                <w:rFonts w:ascii="Times New Roman" w:hAnsi="Times New Roman" w:cs="Times New Roman"/>
-                <w:sz w:val="24"/>
-                <w:szCs w:val="24"/>
-              </w:rPr>
-            </w:pPr>
-            <w:r>
-              <w:rPr>
-                <w:rFonts w:ascii="Times New Roman" w:hAnsi="Times New Roman" w:cs="Times New Roman"/>
-                <w:sz w:val="24"/>
-                <w:szCs w:val="24"/>
-              </w:rPr>
-              <w:t>Dancing and singing.</w:t>
+              <w:ind w:left="270" w:hanging="270"/>
+              <w:rPr>
+                <w:rFonts w:ascii="Times New Roman" w:hAnsi="Times New Roman" w:cs="Times New Roman"/>
+                <w:sz w:val="24"/>
+                <w:szCs w:val="24"/>
+              </w:rPr>
+            </w:pPr>
+            <w:r>
+              <w:rPr>
+                <w:rFonts w:ascii="Times New Roman" w:hAnsi="Times New Roman" w:cs="Times New Roman"/>
+                <w:sz w:val="24"/>
+                <w:szCs w:val="24"/>
+              </w:rPr>
+              <w:t>Sensorial activities</w:t>
             </w:r>
           </w:p>
         </w:tc>
@@ -7702,6 +8804,20 @@
         </w:tc>
       </w:tr>
     </w:tbl>
+    <w:p>
+      <w:pPr>
+        <w:spacing w:line="240" w:lineRule="auto"/>
+        <w:contextualSpacing/>
+        <w:jc w:val="center"/>
+        <w:rPr>
+          <w:rFonts w:ascii="Times New Roman" w:hAnsi="Times New Roman" w:cs="Times New Roman"/>
+          <w:b/>
+          <w:bCs/>
+          <w:sz w:val="28"/>
+          <w:szCs w:val="28"/>
+        </w:rPr>
+      </w:pPr>
+    </w:p>
     <w:p>
       <w:pPr>
         <w:spacing w:line="240" w:lineRule="auto"/>
@@ -7888,7 +9004,63 @@
                 <w:sz w:val="24"/>
                 <w:szCs w:val="24"/>
               </w:rPr>
-              <w:t>ld7f] af]nL 5 cf]7df==================</w:t>
+              <w:t xml:space="preserve">ld7f] </w:t>
+            </w:r>
+            <w:proofErr w:type="spellStart"/>
+            <w:proofErr w:type="gramStart"/>
+            <w:r>
+              <w:rPr>
+                <w:rFonts w:ascii="Preeti" w:hAnsi="Preeti" w:cs="Times New Roman"/>
+                <w:sz w:val="24"/>
+                <w:szCs w:val="24"/>
+              </w:rPr>
+              <w:t>af</w:t>
+            </w:r>
+            <w:proofErr w:type="spellEnd"/>
+            <w:r>
+              <w:rPr>
+                <w:rFonts w:ascii="Preeti" w:hAnsi="Preeti" w:cs="Times New Roman"/>
+                <w:sz w:val="24"/>
+                <w:szCs w:val="24"/>
+              </w:rPr>
+              <w:t>]</w:t>
+            </w:r>
+            <w:proofErr w:type="spellStart"/>
+            <w:r>
+              <w:rPr>
+                <w:rFonts w:ascii="Preeti" w:hAnsi="Preeti" w:cs="Times New Roman"/>
+                <w:sz w:val="24"/>
+                <w:szCs w:val="24"/>
+              </w:rPr>
+              <w:t>nL</w:t>
+            </w:r>
+            <w:proofErr w:type="spellEnd"/>
+            <w:proofErr w:type="gramEnd"/>
+            <w:r>
+              <w:rPr>
+                <w:rFonts w:ascii="Preeti" w:hAnsi="Preeti" w:cs="Times New Roman"/>
+                <w:sz w:val="24"/>
+                <w:szCs w:val="24"/>
+              </w:rPr>
+              <w:t xml:space="preserve"> 5 </w:t>
+            </w:r>
+            <w:proofErr w:type="spellStart"/>
+            <w:r>
+              <w:rPr>
+                <w:rFonts w:ascii="Preeti" w:hAnsi="Preeti" w:cs="Times New Roman"/>
+                <w:sz w:val="24"/>
+                <w:szCs w:val="24"/>
+              </w:rPr>
+              <w:t>cf</w:t>
+            </w:r>
+            <w:proofErr w:type="spellEnd"/>
+            <w:r>
+              <w:rPr>
+                <w:rFonts w:ascii="Preeti" w:hAnsi="Preeti" w:cs="Times New Roman"/>
+                <w:sz w:val="24"/>
+                <w:szCs w:val="24"/>
+              </w:rPr>
+              <w:t>]7df==================</w:t>
             </w:r>
           </w:p>
         </w:tc>
@@ -7929,12 +9101,22 @@
             </w:pPr>
             <w:r>
               <w:rPr>
-                <w:rFonts w:ascii="Preeti" w:hAnsi="Preeti" w:cs="Times New Roman"/>
-                <w:sz w:val="24"/>
-                <w:szCs w:val="24"/>
-              </w:rPr>
-              <w:t>vfGg dt rfprfp====================</w:t>
-            </w:r>
+                <w:rFonts w:ascii="Times New Roman" w:hAnsi="Times New Roman" w:cs="Times New Roman"/>
+                <w:sz w:val="24"/>
+                <w:szCs w:val="24"/>
+              </w:rPr>
+              <w:t>Traffic rhymes</w:t>
+            </w:r>
+            <w:proofErr w:type="gramStart"/>
+            <w:r>
+              <w:rPr>
+                <w:rFonts w:ascii="Times New Roman" w:hAnsi="Times New Roman" w:cs="Times New Roman"/>
+                <w:sz w:val="24"/>
+                <w:szCs w:val="24"/>
+              </w:rPr>
+              <w:t>…..</w:t>
+            </w:r>
+            <w:proofErr w:type="gramEnd"/>
           </w:p>
         </w:tc>
         <w:tc>
@@ -7967,18 +9149,18 @@
               </w:numPr>
               <w:ind w:left="270" w:hanging="270"/>
               <w:rPr>
-                <w:rFonts w:ascii="Preeti" w:hAnsi="Preeti" w:cs="Times New Roman"/>
-                <w:sz w:val="24"/>
-                <w:szCs w:val="24"/>
-              </w:rPr>
-            </w:pPr>
-            <w:r>
-              <w:rPr>
-                <w:rFonts w:ascii="Preeti" w:hAnsi="Preeti" w:cs="Times New Roman"/>
-                <w:sz w:val="24"/>
-                <w:szCs w:val="24"/>
-              </w:rPr>
-              <w:t>P ;fyL P ;fyL========================</w:t>
+                <w:rFonts w:ascii="Times New Roman" w:hAnsi="Times New Roman" w:cs="Times New Roman"/>
+                <w:sz w:val="24"/>
+                <w:szCs w:val="24"/>
+              </w:rPr>
+            </w:pPr>
+            <w:r>
+              <w:rPr>
+                <w:rFonts w:ascii="Times New Roman" w:hAnsi="Times New Roman" w:cs="Times New Roman"/>
+                <w:sz w:val="24"/>
+                <w:szCs w:val="24"/>
+              </w:rPr>
+              <w:t>Good bye dear friends….</w:t>
             </w:r>
           </w:p>
         </w:tc>
@@ -8012,19 +9194,29 @@
               </w:numPr>
               <w:ind w:left="270" w:hanging="270"/>
               <w:rPr>
-                <w:rFonts w:ascii="Preeti" w:hAnsi="Preeti" w:cs="Times New Roman"/>
-                <w:sz w:val="24"/>
-                <w:szCs w:val="24"/>
-              </w:rPr>
-            </w:pPr>
-            <w:r>
-              <w:rPr>
-                <w:rFonts w:ascii="Times New Roman" w:hAnsi="Times New Roman" w:cs="Times New Roman"/>
-                <w:sz w:val="24"/>
-                <w:szCs w:val="24"/>
-              </w:rPr>
-              <w:t>Brush your teeth………..</w:t>
-            </w:r>
+                <w:rFonts w:ascii="Times New Roman" w:hAnsi="Times New Roman" w:cs="Times New Roman"/>
+                <w:sz w:val="24"/>
+                <w:szCs w:val="24"/>
+              </w:rPr>
+            </w:pPr>
+            <w:r>
+              <w:rPr>
+                <w:rFonts w:ascii="Times New Roman" w:hAnsi="Times New Roman" w:cs="Times New Roman"/>
+                <w:sz w:val="24"/>
+                <w:szCs w:val="24"/>
+              </w:rPr>
+              <w:t>Sunday, Monday, Tuesday ………</w:t>
+            </w:r>
+            <w:proofErr w:type="gramStart"/>
+            <w:r>
+              <w:rPr>
+                <w:rFonts w:ascii="Times New Roman" w:hAnsi="Times New Roman" w:cs="Times New Roman"/>
+                <w:sz w:val="24"/>
+                <w:szCs w:val="24"/>
+              </w:rPr>
+              <w:t>…..</w:t>
+            </w:r>
+            <w:proofErr w:type="gramEnd"/>
           </w:p>
         </w:tc>
         <w:tc>
@@ -8068,16 +9260,18 @@
                 <w:sz w:val="24"/>
                 <w:szCs w:val="24"/>
               </w:rPr>
-              <w:t>Rolly Polly</w:t>
-            </w:r>
-            <w:r>
-              <w:rPr>
-                <w:rFonts w:ascii="Times New Roman" w:hAnsi="Times New Roman" w:cs="Times New Roman"/>
-                <w:sz w:val="24"/>
-                <w:szCs w:val="24"/>
-              </w:rPr>
-              <w:t>…………..</w:t>
-            </w:r>
+              <w:t>Brush your teeth ………</w:t>
+            </w:r>
+            <w:proofErr w:type="gramStart"/>
+            <w:r>
+              <w:rPr>
+                <w:rFonts w:ascii="Times New Roman" w:hAnsi="Times New Roman" w:cs="Times New Roman"/>
+                <w:sz w:val="24"/>
+                <w:szCs w:val="24"/>
+              </w:rPr>
+              <w:t>…..</w:t>
+            </w:r>
+            <w:proofErr w:type="gramEnd"/>
           </w:p>
         </w:tc>
         <w:tc>
@@ -8113,19 +9307,39 @@
               </w:numPr>
               <w:ind w:left="270" w:hanging="270"/>
               <w:rPr>
-                <w:rFonts w:ascii="Preeti" w:hAnsi="Preeti" w:cs="Times New Roman"/>
-                <w:sz w:val="24"/>
-                <w:szCs w:val="24"/>
-              </w:rPr>
-            </w:pPr>
-            <w:r>
-              <w:rPr>
-                <w:rFonts w:ascii="Times New Roman" w:hAnsi="Times New Roman" w:cs="Times New Roman"/>
-                <w:sz w:val="24"/>
-                <w:szCs w:val="24"/>
-              </w:rPr>
-              <w:t>Look out dear friends…………</w:t>
-            </w:r>
+                <w:rFonts w:ascii="Times New Roman" w:hAnsi="Times New Roman" w:cs="Times New Roman"/>
+                <w:sz w:val="24"/>
+                <w:szCs w:val="24"/>
+              </w:rPr>
+            </w:pPr>
+            <w:proofErr w:type="gramStart"/>
+            <w:r>
+              <w:rPr>
+                <w:rFonts w:ascii="Times New Roman" w:hAnsi="Times New Roman" w:cs="Times New Roman"/>
+                <w:sz w:val="24"/>
+                <w:szCs w:val="24"/>
+              </w:rPr>
+              <w:t>Twelve month</w:t>
+            </w:r>
+            <w:proofErr w:type="gramEnd"/>
+            <w:r>
+              <w:rPr>
+                <w:rFonts w:ascii="Times New Roman" w:hAnsi="Times New Roman" w:cs="Times New Roman"/>
+                <w:sz w:val="24"/>
+                <w:szCs w:val="24"/>
+              </w:rPr>
+              <w:t xml:space="preserve"> rhymes (Jan, Feb) ……</w:t>
+            </w:r>
+            <w:proofErr w:type="gramStart"/>
+            <w:r>
+              <w:rPr>
+                <w:rFonts w:ascii="Times New Roman" w:hAnsi="Times New Roman" w:cs="Times New Roman"/>
+                <w:sz w:val="24"/>
+                <w:szCs w:val="24"/>
+              </w:rPr>
+              <w:t>…..</w:t>
+            </w:r>
+            <w:proofErr w:type="gramEnd"/>
           </w:p>
         </w:tc>
         <w:tc>
@@ -8172,7 +9386,33 @@
                 <w:sz w:val="24"/>
                 <w:szCs w:val="24"/>
               </w:rPr>
-              <w:t>Sunday, Monday, Tuesday ………..</w:t>
+              <w:t xml:space="preserve">Rolly </w:t>
+            </w:r>
+            <w:proofErr w:type="spellStart"/>
+            <w:r>
+              <w:rPr>
+                <w:rFonts w:ascii="Times New Roman" w:hAnsi="Times New Roman" w:cs="Times New Roman"/>
+                <w:sz w:val="24"/>
+                <w:szCs w:val="24"/>
+              </w:rPr>
+              <w:t>po</w:t>
+            </w:r>
+            <w:r>
+              <w:rPr>
+                <w:rFonts w:ascii="Times New Roman" w:hAnsi="Times New Roman" w:cs="Times New Roman"/>
+                <w:sz w:val="24"/>
+                <w:szCs w:val="24"/>
+              </w:rPr>
+              <w:t>lly</w:t>
+            </w:r>
+            <w:proofErr w:type="spellEnd"/>
+            <w:r>
+              <w:rPr>
+                <w:rFonts w:ascii="Times New Roman" w:hAnsi="Times New Roman" w:cs="Times New Roman"/>
+                <w:sz w:val="24"/>
+                <w:szCs w:val="24"/>
+              </w:rPr>
+              <w:t xml:space="preserve"> ………….</w:t>
             </w:r>
           </w:p>
         </w:tc>
@@ -8214,13 +9454,49 @@
                 <w:szCs w:val="24"/>
               </w:rPr>
             </w:pPr>
-            <w:r>
-              <w:rPr>
-                <w:rFonts w:ascii="Times New Roman" w:hAnsi="Times New Roman" w:cs="Times New Roman"/>
-                <w:sz w:val="24"/>
-                <w:szCs w:val="24"/>
-              </w:rPr>
-              <w:t>Bye-Bye dear friends…………</w:t>
+            <w:proofErr w:type="spellStart"/>
+            <w:r>
+              <w:rPr>
+                <w:rFonts w:ascii="Preeti" w:hAnsi="Preeti" w:cs="Times New Roman"/>
+                <w:sz w:val="24"/>
+                <w:szCs w:val="24"/>
+              </w:rPr>
+              <w:t>cfvfF</w:t>
+            </w:r>
+            <w:r>
+              <w:rPr>
+                <w:rFonts w:ascii="Preeti" w:hAnsi="Preeti" w:cs="Times New Roman"/>
+                <w:sz w:val="24"/>
+                <w:szCs w:val="24"/>
+              </w:rPr>
+              <w:t>n</w:t>
+            </w:r>
+            <w:proofErr w:type="spellEnd"/>
+            <w:r>
+              <w:rPr>
+                <w:rFonts w:ascii="Preeti" w:hAnsi="Preeti" w:cs="Times New Roman"/>
+                <w:sz w:val="24"/>
+                <w:szCs w:val="24"/>
+              </w:rPr>
+              <w:t>] s] u</w:t>
+            </w:r>
+            <w:proofErr w:type="gramStart"/>
+            <w:r>
+              <w:rPr>
+                <w:rFonts w:ascii="Preeti" w:hAnsi="Preeti" w:cs="Times New Roman"/>
+                <w:sz w:val="24"/>
+                <w:szCs w:val="24"/>
+              </w:rPr>
+              <w:t>5{ =</w:t>
+            </w:r>
+            <w:proofErr w:type="gramEnd"/>
+            <w:r>
+              <w:rPr>
+                <w:rFonts w:ascii="Preeti" w:hAnsi="Preeti" w:cs="Times New Roman"/>
+                <w:sz w:val="24"/>
+                <w:szCs w:val="24"/>
+              </w:rPr>
+              <w:t>=============</w:t>
             </w:r>
           </w:p>
         </w:tc>
